--- a/resources/a-level-business-hr-data-contact-centre/A-Level-Business-HR-Data-Contact-Centre-Student.docx
+++ b/resources/a-level-business-hr-data-contact-centre/A-Level-Business-HR-Data-Contact-Centre-Student.docx
@@ -52,13 +52,13 @@
         <w:tc>
           <w:tcPr>
             <w:tcW w:type="dxa" w:w="4670"/>
-            <w:shd w:fill="142D40"/>
             <w:tcBorders>
               <w:top w:val="single" w:sz="4" w:color="D9D9D9"/>
               <w:bottom w:val="single" w:sz="4" w:color="D9D9D9"/>
               <w:left w:val="single" w:sz="4" w:color="D9D9D9"/>
               <w:right w:val="single" w:sz="4" w:color="D9D9D9"/>
             </w:tcBorders>
+            <w:shd w:fill="142D40"/>
             <w:tcMar>
               <w:top w:w="85" w:type="dxa"/>
               <w:bottom w:w="85" w:type="dxa"/>
@@ -83,13 +83,13 @@
         <w:tc>
           <w:tcPr>
             <w:tcW w:type="dxa" w:w="5482"/>
-            <w:shd w:fill="142D40"/>
             <w:tcBorders>
               <w:top w:val="single" w:sz="4" w:color="D9D9D9"/>
               <w:bottom w:val="single" w:sz="4" w:color="D9D9D9"/>
               <w:left w:val="single" w:sz="4" w:color="D9D9D9"/>
               <w:right w:val="single" w:sz="4" w:color="D9D9D9"/>
             </w:tcBorders>
+            <w:shd w:fill="142D40"/>
             <w:tcMar>
               <w:top w:w="85" w:type="dxa"/>
               <w:bottom w:w="85" w:type="dxa"/>
@@ -116,13 +116,13 @@
         <w:tc>
           <w:tcPr>
             <w:tcW w:type="dxa" w:w="4670"/>
-            <w:shd w:fill="FFFFFF"/>
             <w:tcBorders>
               <w:top w:val="single" w:sz="4" w:color="D9D9D9"/>
               <w:bottom w:val="single" w:sz="4" w:color="D9D9D9"/>
               <w:left w:val="single" w:sz="4" w:color="D9D9D9"/>
               <w:right w:val="single" w:sz="4" w:color="D9D9D9"/>
             </w:tcBorders>
+            <w:shd w:fill="FFFFFF"/>
             <w:tcMar>
               <w:top w:w="85" w:type="dxa"/>
               <w:bottom w:w="85" w:type="dxa"/>
@@ -147,13 +147,13 @@
         <w:tc>
           <w:tcPr>
             <w:tcW w:type="dxa" w:w="5482"/>
-            <w:shd w:fill="FFFFFF"/>
             <w:tcBorders>
               <w:top w:val="single" w:sz="4" w:color="D9D9D9"/>
               <w:bottom w:val="single" w:sz="4" w:color="D9D9D9"/>
               <w:left w:val="single" w:sz="4" w:color="D9D9D9"/>
               <w:right w:val="single" w:sz="4" w:color="D9D9D9"/>
             </w:tcBorders>
+            <w:shd w:fill="FFFFFF"/>
             <w:tcMar>
               <w:top w:w="85" w:type="dxa"/>
               <w:bottom w:w="85" w:type="dxa"/>
@@ -179,13 +179,13 @@
         <w:tc>
           <w:tcPr>
             <w:tcW w:type="dxa" w:w="4670"/>
-            <w:shd w:fill="F1F5F7"/>
             <w:tcBorders>
               <w:top w:val="single" w:sz="4" w:color="D9D9D9"/>
               <w:bottom w:val="single" w:sz="4" w:color="D9D9D9"/>
               <w:left w:val="single" w:sz="4" w:color="D9D9D9"/>
               <w:right w:val="single" w:sz="4" w:color="D9D9D9"/>
             </w:tcBorders>
+            <w:shd w:fill="F1F5F7"/>
             <w:tcMar>
               <w:top w:w="85" w:type="dxa"/>
               <w:bottom w:w="85" w:type="dxa"/>
@@ -210,13 +210,13 @@
         <w:tc>
           <w:tcPr>
             <w:tcW w:type="dxa" w:w="5482"/>
-            <w:shd w:fill="F1F5F7"/>
             <w:tcBorders>
               <w:top w:val="single" w:sz="4" w:color="D9D9D9"/>
               <w:bottom w:val="single" w:sz="4" w:color="D9D9D9"/>
               <w:left w:val="single" w:sz="4" w:color="D9D9D9"/>
               <w:right w:val="single" w:sz="4" w:color="D9D9D9"/>
             </w:tcBorders>
+            <w:shd w:fill="F1F5F7"/>
             <w:tcMar>
               <w:top w:w="85" w:type="dxa"/>
               <w:bottom w:w="85" w:type="dxa"/>
@@ -242,13 +242,13 @@
         <w:tc>
           <w:tcPr>
             <w:tcW w:type="dxa" w:w="4670"/>
-            <w:shd w:fill="FFFFFF"/>
             <w:tcBorders>
               <w:top w:val="single" w:sz="4" w:color="D9D9D9"/>
               <w:bottom w:val="single" w:sz="4" w:color="D9D9D9"/>
               <w:left w:val="single" w:sz="4" w:color="D9D9D9"/>
               <w:right w:val="single" w:sz="4" w:color="D9D9D9"/>
             </w:tcBorders>
+            <w:shd w:fill="FFFFFF"/>
             <w:tcMar>
               <w:top w:w="85" w:type="dxa"/>
               <w:bottom w:w="85" w:type="dxa"/>
@@ -273,13 +273,13 @@
         <w:tc>
           <w:tcPr>
             <w:tcW w:type="dxa" w:w="5482"/>
-            <w:shd w:fill="FFFFFF"/>
             <w:tcBorders>
               <w:top w:val="single" w:sz="4" w:color="D9D9D9"/>
               <w:bottom w:val="single" w:sz="4" w:color="D9D9D9"/>
               <w:left w:val="single" w:sz="4" w:color="D9D9D9"/>
               <w:right w:val="single" w:sz="4" w:color="D9D9D9"/>
             </w:tcBorders>
+            <w:shd w:fill="FFFFFF"/>
             <w:tcMar>
               <w:top w:w="85" w:type="dxa"/>
               <w:bottom w:w="85" w:type="dxa"/>
@@ -305,13 +305,13 @@
         <w:tc>
           <w:tcPr>
             <w:tcW w:type="dxa" w:w="4670"/>
-            <w:shd w:fill="F1F5F7"/>
             <w:tcBorders>
               <w:top w:val="single" w:sz="4" w:color="D9D9D9"/>
               <w:bottom w:val="single" w:sz="4" w:color="D9D9D9"/>
               <w:left w:val="single" w:sz="4" w:color="D9D9D9"/>
               <w:right w:val="single" w:sz="4" w:color="D9D9D9"/>
             </w:tcBorders>
+            <w:shd w:fill="F1F5F7"/>
             <w:tcMar>
               <w:top w:w="85" w:type="dxa"/>
               <w:bottom w:w="85" w:type="dxa"/>
@@ -336,13 +336,13 @@
         <w:tc>
           <w:tcPr>
             <w:tcW w:type="dxa" w:w="5482"/>
-            <w:shd w:fill="F1F5F7"/>
             <w:tcBorders>
               <w:top w:val="single" w:sz="4" w:color="D9D9D9"/>
               <w:bottom w:val="single" w:sz="4" w:color="D9D9D9"/>
               <w:left w:val="single" w:sz="4" w:color="D9D9D9"/>
               <w:right w:val="single" w:sz="4" w:color="D9D9D9"/>
             </w:tcBorders>
+            <w:shd w:fill="F1F5F7"/>
             <w:tcMar>
               <w:top w:w="85" w:type="dxa"/>
               <w:bottom w:w="85" w:type="dxa"/>
@@ -403,13 +403,13 @@
         <w:tc>
           <w:tcPr>
             <w:tcW w:type="dxa" w:w="5279"/>
-            <w:shd w:fill="142D40"/>
             <w:tcBorders>
               <w:top w:val="single" w:sz="4" w:color="D9D9D9"/>
               <w:bottom w:val="single" w:sz="4" w:color="D9D9D9"/>
               <w:left w:val="single" w:sz="4" w:color="D9D9D9"/>
               <w:right w:val="single" w:sz="4" w:color="D9D9D9"/>
             </w:tcBorders>
+            <w:shd w:fill="142D40"/>
             <w:tcMar>
               <w:top w:w="85" w:type="dxa"/>
               <w:bottom w:w="85" w:type="dxa"/>
@@ -434,13 +434,13 @@
         <w:tc>
           <w:tcPr>
             <w:tcW w:type="dxa" w:w="2436"/>
-            <w:shd w:fill="142D40"/>
             <w:tcBorders>
               <w:top w:val="single" w:sz="4" w:color="D9D9D9"/>
               <w:bottom w:val="single" w:sz="4" w:color="D9D9D9"/>
               <w:left w:val="single" w:sz="4" w:color="D9D9D9"/>
               <w:right w:val="single" w:sz="4" w:color="D9D9D9"/>
             </w:tcBorders>
+            <w:shd w:fill="142D40"/>
             <w:tcMar>
               <w:top w:w="85" w:type="dxa"/>
               <w:bottom w:w="85" w:type="dxa"/>
@@ -465,13 +465,13 @@
         <w:tc>
           <w:tcPr>
             <w:tcW w:type="dxa" w:w="2436"/>
-            <w:shd w:fill="142D40"/>
             <w:tcBorders>
               <w:top w:val="single" w:sz="4" w:color="D9D9D9"/>
               <w:bottom w:val="single" w:sz="4" w:color="D9D9D9"/>
               <w:left w:val="single" w:sz="4" w:color="D9D9D9"/>
               <w:right w:val="single" w:sz="4" w:color="D9D9D9"/>
             </w:tcBorders>
+            <w:shd w:fill="142D40"/>
             <w:tcMar>
               <w:top w:w="85" w:type="dxa"/>
               <w:bottom w:w="85" w:type="dxa"/>
@@ -498,13 +498,13 @@
         <w:tc>
           <w:tcPr>
             <w:tcW w:type="dxa" w:w="5279"/>
-            <w:shd w:fill="FFFFFF"/>
             <w:tcBorders>
               <w:top w:val="single" w:sz="4" w:color="D9D9D9"/>
               <w:bottom w:val="single" w:sz="4" w:color="D9D9D9"/>
               <w:left w:val="single" w:sz="4" w:color="D9D9D9"/>
               <w:right w:val="single" w:sz="4" w:color="D9D9D9"/>
             </w:tcBorders>
+            <w:shd w:fill="FFFFFF"/>
             <w:tcMar>
               <w:top w:w="85" w:type="dxa"/>
               <w:bottom w:w="85" w:type="dxa"/>
@@ -529,13 +529,13 @@
         <w:tc>
           <w:tcPr>
             <w:tcW w:type="dxa" w:w="2436"/>
-            <w:shd w:fill="FFFFFF"/>
             <w:tcBorders>
               <w:top w:val="single" w:sz="4" w:color="D9D9D9"/>
               <w:bottom w:val="single" w:sz="4" w:color="D9D9D9"/>
               <w:left w:val="single" w:sz="4" w:color="D9D9D9"/>
               <w:right w:val="single" w:sz="4" w:color="D9D9D9"/>
             </w:tcBorders>
+            <w:shd w:fill="FFFFFF"/>
             <w:tcMar>
               <w:top w:w="85" w:type="dxa"/>
               <w:bottom w:w="85" w:type="dxa"/>
@@ -560,13 +560,13 @@
         <w:tc>
           <w:tcPr>
             <w:tcW w:type="dxa" w:w="2436"/>
-            <w:shd w:fill="FFFFFF"/>
             <w:tcBorders>
               <w:top w:val="single" w:sz="4" w:color="D9D9D9"/>
               <w:bottom w:val="single" w:sz="4" w:color="D9D9D9"/>
               <w:left w:val="single" w:sz="4" w:color="D9D9D9"/>
               <w:right w:val="single" w:sz="4" w:color="D9D9D9"/>
             </w:tcBorders>
+            <w:shd w:fill="FFFFFF"/>
             <w:tcMar>
               <w:top w:w="85" w:type="dxa"/>
               <w:bottom w:w="85" w:type="dxa"/>
@@ -593,13 +593,13 @@
         <w:tc>
           <w:tcPr>
             <w:tcW w:type="dxa" w:w="5279"/>
-            <w:shd w:fill="F1F5F7"/>
             <w:tcBorders>
               <w:top w:val="single" w:sz="4" w:color="D9D9D9"/>
               <w:bottom w:val="single" w:sz="4" w:color="D9D9D9"/>
               <w:left w:val="single" w:sz="4" w:color="D9D9D9"/>
               <w:right w:val="single" w:sz="4" w:color="D9D9D9"/>
             </w:tcBorders>
+            <w:shd w:fill="F1F5F7"/>
             <w:tcMar>
               <w:top w:w="85" w:type="dxa"/>
               <w:bottom w:w="85" w:type="dxa"/>
@@ -624,13 +624,13 @@
         <w:tc>
           <w:tcPr>
             <w:tcW w:type="dxa" w:w="2436"/>
-            <w:shd w:fill="F1F5F7"/>
             <w:tcBorders>
               <w:top w:val="single" w:sz="4" w:color="D9D9D9"/>
               <w:bottom w:val="single" w:sz="4" w:color="D9D9D9"/>
               <w:left w:val="single" w:sz="4" w:color="D9D9D9"/>
               <w:right w:val="single" w:sz="4" w:color="D9D9D9"/>
             </w:tcBorders>
+            <w:shd w:fill="F1F5F7"/>
             <w:tcMar>
               <w:top w:w="85" w:type="dxa"/>
               <w:bottom w:w="85" w:type="dxa"/>
@@ -655,13 +655,13 @@
         <w:tc>
           <w:tcPr>
             <w:tcW w:type="dxa" w:w="2436"/>
-            <w:shd w:fill="F1F5F7"/>
             <w:tcBorders>
               <w:top w:val="single" w:sz="4" w:color="D9D9D9"/>
               <w:bottom w:val="single" w:sz="4" w:color="D9D9D9"/>
               <w:left w:val="single" w:sz="4" w:color="D9D9D9"/>
               <w:right w:val="single" w:sz="4" w:color="D9D9D9"/>
             </w:tcBorders>
+            <w:shd w:fill="F1F5F7"/>
             <w:tcMar>
               <w:top w:w="85" w:type="dxa"/>
               <w:bottom w:w="85" w:type="dxa"/>
@@ -688,13 +688,13 @@
         <w:tc>
           <w:tcPr>
             <w:tcW w:type="dxa" w:w="5279"/>
-            <w:shd w:fill="FFFFFF"/>
             <w:tcBorders>
               <w:top w:val="single" w:sz="4" w:color="D9D9D9"/>
               <w:bottom w:val="single" w:sz="4" w:color="D9D9D9"/>
               <w:left w:val="single" w:sz="4" w:color="D9D9D9"/>
               <w:right w:val="single" w:sz="4" w:color="D9D9D9"/>
             </w:tcBorders>
+            <w:shd w:fill="FFFFFF"/>
             <w:tcMar>
               <w:top w:w="85" w:type="dxa"/>
               <w:bottom w:w="85" w:type="dxa"/>
@@ -719,13 +719,13 @@
         <w:tc>
           <w:tcPr>
             <w:tcW w:type="dxa" w:w="2436"/>
-            <w:shd w:fill="FFFFFF"/>
             <w:tcBorders>
               <w:top w:val="single" w:sz="4" w:color="D9D9D9"/>
               <w:bottom w:val="single" w:sz="4" w:color="D9D9D9"/>
               <w:left w:val="single" w:sz="4" w:color="D9D9D9"/>
               <w:right w:val="single" w:sz="4" w:color="D9D9D9"/>
             </w:tcBorders>
+            <w:shd w:fill="FFFFFF"/>
             <w:tcMar>
               <w:top w:w="85" w:type="dxa"/>
               <w:bottom w:w="85" w:type="dxa"/>
@@ -750,13 +750,13 @@
         <w:tc>
           <w:tcPr>
             <w:tcW w:type="dxa" w:w="2436"/>
-            <w:shd w:fill="FFFFFF"/>
             <w:tcBorders>
               <w:top w:val="single" w:sz="4" w:color="D9D9D9"/>
               <w:bottom w:val="single" w:sz="4" w:color="D9D9D9"/>
               <w:left w:val="single" w:sz="4" w:color="D9D9D9"/>
               <w:right w:val="single" w:sz="4" w:color="D9D9D9"/>
             </w:tcBorders>
+            <w:shd w:fill="FFFFFF"/>
             <w:tcMar>
               <w:top w:w="85" w:type="dxa"/>
               <w:bottom w:w="85" w:type="dxa"/>
@@ -783,13 +783,13 @@
         <w:tc>
           <w:tcPr>
             <w:tcW w:type="dxa" w:w="5279"/>
-            <w:shd w:fill="F1F5F7"/>
             <w:tcBorders>
               <w:top w:val="single" w:sz="4" w:color="D9D9D9"/>
               <w:bottom w:val="single" w:sz="4" w:color="D9D9D9"/>
               <w:left w:val="single" w:sz="4" w:color="D9D9D9"/>
               <w:right w:val="single" w:sz="4" w:color="D9D9D9"/>
             </w:tcBorders>
+            <w:shd w:fill="F1F5F7"/>
             <w:tcMar>
               <w:top w:w="85" w:type="dxa"/>
               <w:bottom w:w="85" w:type="dxa"/>
@@ -814,13 +814,13 @@
         <w:tc>
           <w:tcPr>
             <w:tcW w:type="dxa" w:w="2436"/>
-            <w:shd w:fill="F1F5F7"/>
             <w:tcBorders>
               <w:top w:val="single" w:sz="4" w:color="D9D9D9"/>
               <w:bottom w:val="single" w:sz="4" w:color="D9D9D9"/>
               <w:left w:val="single" w:sz="4" w:color="D9D9D9"/>
               <w:right w:val="single" w:sz="4" w:color="D9D9D9"/>
             </w:tcBorders>
+            <w:shd w:fill="F1F5F7"/>
             <w:tcMar>
               <w:top w:w="85" w:type="dxa"/>
               <w:bottom w:w="85" w:type="dxa"/>
@@ -845,13 +845,13 @@
         <w:tc>
           <w:tcPr>
             <w:tcW w:type="dxa" w:w="2436"/>
-            <w:shd w:fill="F1F5F7"/>
             <w:tcBorders>
               <w:top w:val="single" w:sz="4" w:color="D9D9D9"/>
               <w:bottom w:val="single" w:sz="4" w:color="D9D9D9"/>
               <w:left w:val="single" w:sz="4" w:color="D9D9D9"/>
               <w:right w:val="single" w:sz="4" w:color="D9D9D9"/>
             </w:tcBorders>
+            <w:shd w:fill="F1F5F7"/>
             <w:tcMar>
               <w:top w:w="85" w:type="dxa"/>
               <w:bottom w:w="85" w:type="dxa"/>
@@ -878,13 +878,13 @@
         <w:tc>
           <w:tcPr>
             <w:tcW w:type="dxa" w:w="5279"/>
-            <w:shd w:fill="FFFFFF"/>
             <w:tcBorders>
               <w:top w:val="single" w:sz="4" w:color="D9D9D9"/>
               <w:bottom w:val="single" w:sz="4" w:color="D9D9D9"/>
               <w:left w:val="single" w:sz="4" w:color="D9D9D9"/>
               <w:right w:val="single" w:sz="4" w:color="D9D9D9"/>
             </w:tcBorders>
+            <w:shd w:fill="FFFFFF"/>
             <w:tcMar>
               <w:top w:w="85" w:type="dxa"/>
               <w:bottom w:w="85" w:type="dxa"/>
@@ -909,13 +909,13 @@
         <w:tc>
           <w:tcPr>
             <w:tcW w:type="dxa" w:w="2436"/>
-            <w:shd w:fill="FFFFFF"/>
             <w:tcBorders>
               <w:top w:val="single" w:sz="4" w:color="D9D9D9"/>
               <w:bottom w:val="single" w:sz="4" w:color="D9D9D9"/>
               <w:left w:val="single" w:sz="4" w:color="D9D9D9"/>
               <w:right w:val="single" w:sz="4" w:color="D9D9D9"/>
             </w:tcBorders>
+            <w:shd w:fill="FFFFFF"/>
             <w:tcMar>
               <w:top w:w="85" w:type="dxa"/>
               <w:bottom w:w="85" w:type="dxa"/>
@@ -940,13 +940,13 @@
         <w:tc>
           <w:tcPr>
             <w:tcW w:type="dxa" w:w="2436"/>
-            <w:shd w:fill="FFFFFF"/>
             <w:tcBorders>
               <w:top w:val="single" w:sz="4" w:color="D9D9D9"/>
               <w:bottom w:val="single" w:sz="4" w:color="D9D9D9"/>
               <w:left w:val="single" w:sz="4" w:color="D9D9D9"/>
               <w:right w:val="single" w:sz="4" w:color="D9D9D9"/>
             </w:tcBorders>
+            <w:shd w:fill="FFFFFF"/>
             <w:tcMar>
               <w:top w:w="85" w:type="dxa"/>
               <w:bottom w:w="85" w:type="dxa"/>
@@ -995,13 +995,13 @@
         <w:tc>
           <w:tcPr>
             <w:tcW w:type="dxa" w:w="5279"/>
-            <w:shd w:fill="142D40"/>
             <w:tcBorders>
               <w:top w:val="single" w:sz="4" w:color="D9D9D9"/>
               <w:bottom w:val="single" w:sz="4" w:color="D9D9D9"/>
               <w:left w:val="single" w:sz="4" w:color="D9D9D9"/>
               <w:right w:val="single" w:sz="4" w:color="D9D9D9"/>
             </w:tcBorders>
+            <w:shd w:fill="142D40"/>
             <w:tcMar>
               <w:top w:w="85" w:type="dxa"/>
               <w:bottom w:w="85" w:type="dxa"/>
@@ -1026,13 +1026,13 @@
         <w:tc>
           <w:tcPr>
             <w:tcW w:type="dxa" w:w="2436"/>
-            <w:shd w:fill="142D40"/>
             <w:tcBorders>
               <w:top w:val="single" w:sz="4" w:color="D9D9D9"/>
               <w:bottom w:val="single" w:sz="4" w:color="D9D9D9"/>
               <w:left w:val="single" w:sz="4" w:color="D9D9D9"/>
               <w:right w:val="single" w:sz="4" w:color="D9D9D9"/>
             </w:tcBorders>
+            <w:shd w:fill="142D40"/>
             <w:tcMar>
               <w:top w:w="85" w:type="dxa"/>
               <w:bottom w:w="85" w:type="dxa"/>
@@ -1057,13 +1057,13 @@
         <w:tc>
           <w:tcPr>
             <w:tcW w:type="dxa" w:w="2436"/>
-            <w:shd w:fill="142D40"/>
             <w:tcBorders>
               <w:top w:val="single" w:sz="4" w:color="D9D9D9"/>
               <w:bottom w:val="single" w:sz="4" w:color="D9D9D9"/>
               <w:left w:val="single" w:sz="4" w:color="D9D9D9"/>
               <w:right w:val="single" w:sz="4" w:color="D9D9D9"/>
             </w:tcBorders>
+            <w:shd w:fill="142D40"/>
             <w:tcMar>
               <w:top w:w="85" w:type="dxa"/>
               <w:bottom w:w="85" w:type="dxa"/>
@@ -1090,13 +1090,13 @@
         <w:tc>
           <w:tcPr>
             <w:tcW w:type="dxa" w:w="5279"/>
-            <w:shd w:fill="FFFFFF"/>
             <w:tcBorders>
               <w:top w:val="single" w:sz="4" w:color="D9D9D9"/>
               <w:bottom w:val="single" w:sz="4" w:color="D9D9D9"/>
               <w:left w:val="single" w:sz="4" w:color="D9D9D9"/>
               <w:right w:val="single" w:sz="4" w:color="D9D9D9"/>
             </w:tcBorders>
+            <w:shd w:fill="FFFFFF"/>
             <w:tcMar>
               <w:top w:w="85" w:type="dxa"/>
               <w:bottom w:w="85" w:type="dxa"/>
@@ -1121,13 +1121,13 @@
         <w:tc>
           <w:tcPr>
             <w:tcW w:type="dxa" w:w="2436"/>
-            <w:shd w:fill="FFFFFF"/>
             <w:tcBorders>
               <w:top w:val="single" w:sz="4" w:color="D9D9D9"/>
               <w:bottom w:val="single" w:sz="4" w:color="D9D9D9"/>
               <w:left w:val="single" w:sz="4" w:color="D9D9D9"/>
               <w:right w:val="single" w:sz="4" w:color="D9D9D9"/>
             </w:tcBorders>
+            <w:shd w:fill="FFFFFF"/>
             <w:tcMar>
               <w:top w:w="85" w:type="dxa"/>
               <w:bottom w:w="85" w:type="dxa"/>
@@ -1151,13 +1151,13 @@
         <w:tc>
           <w:tcPr>
             <w:tcW w:type="dxa" w:w="2436"/>
-            <w:shd w:fill="FFFFFF"/>
             <w:tcBorders>
               <w:top w:val="single" w:sz="4" w:color="D9D9D9"/>
               <w:bottom w:val="single" w:sz="4" w:color="D9D9D9"/>
               <w:left w:val="single" w:sz="4" w:color="D9D9D9"/>
               <w:right w:val="single" w:sz="4" w:color="D9D9D9"/>
             </w:tcBorders>
+            <w:shd w:fill="FFFFFF"/>
             <w:tcMar>
               <w:top w:w="85" w:type="dxa"/>
               <w:bottom w:w="85" w:type="dxa"/>
@@ -1183,13 +1183,13 @@
         <w:tc>
           <w:tcPr>
             <w:tcW w:type="dxa" w:w="5279"/>
-            <w:shd w:fill="F1F5F7"/>
             <w:tcBorders>
               <w:top w:val="single" w:sz="4" w:color="D9D9D9"/>
               <w:bottom w:val="single" w:sz="4" w:color="D9D9D9"/>
               <w:left w:val="single" w:sz="4" w:color="D9D9D9"/>
               <w:right w:val="single" w:sz="4" w:color="D9D9D9"/>
             </w:tcBorders>
+            <w:shd w:fill="F1F5F7"/>
             <w:tcMar>
               <w:top w:w="85" w:type="dxa"/>
               <w:bottom w:w="85" w:type="dxa"/>
@@ -1214,13 +1214,13 @@
         <w:tc>
           <w:tcPr>
             <w:tcW w:type="dxa" w:w="2436"/>
-            <w:shd w:fill="F1F5F7"/>
             <w:tcBorders>
               <w:top w:val="single" w:sz="4" w:color="D9D9D9"/>
               <w:bottom w:val="single" w:sz="4" w:color="D9D9D9"/>
               <w:left w:val="single" w:sz="4" w:color="D9D9D9"/>
               <w:right w:val="single" w:sz="4" w:color="D9D9D9"/>
             </w:tcBorders>
+            <w:shd w:fill="F1F5F7"/>
             <w:tcMar>
               <w:top w:w="85" w:type="dxa"/>
               <w:bottom w:w="85" w:type="dxa"/>
@@ -1244,13 +1244,13 @@
         <w:tc>
           <w:tcPr>
             <w:tcW w:type="dxa" w:w="2436"/>
-            <w:shd w:fill="F1F5F7"/>
             <w:tcBorders>
               <w:top w:val="single" w:sz="4" w:color="D9D9D9"/>
               <w:bottom w:val="single" w:sz="4" w:color="D9D9D9"/>
               <w:left w:val="single" w:sz="4" w:color="D9D9D9"/>
               <w:right w:val="single" w:sz="4" w:color="D9D9D9"/>
             </w:tcBorders>
+            <w:shd w:fill="F1F5F7"/>
             <w:tcMar>
               <w:top w:w="85" w:type="dxa"/>
               <w:bottom w:w="85" w:type="dxa"/>
@@ -1276,13 +1276,13 @@
         <w:tc>
           <w:tcPr>
             <w:tcW w:type="dxa" w:w="5279"/>
-            <w:shd w:fill="FFFFFF"/>
             <w:tcBorders>
               <w:top w:val="single" w:sz="4" w:color="D9D9D9"/>
               <w:bottom w:val="single" w:sz="4" w:color="D9D9D9"/>
               <w:left w:val="single" w:sz="4" w:color="D9D9D9"/>
               <w:right w:val="single" w:sz="4" w:color="D9D9D9"/>
             </w:tcBorders>
+            <w:shd w:fill="FFFFFF"/>
             <w:tcMar>
               <w:top w:w="85" w:type="dxa"/>
               <w:bottom w:w="85" w:type="dxa"/>
@@ -1307,13 +1307,13 @@
         <w:tc>
           <w:tcPr>
             <w:tcW w:type="dxa" w:w="2436"/>
-            <w:shd w:fill="FFFFFF"/>
             <w:tcBorders>
               <w:top w:val="single" w:sz="4" w:color="D9D9D9"/>
               <w:bottom w:val="single" w:sz="4" w:color="D9D9D9"/>
               <w:left w:val="single" w:sz="4" w:color="D9D9D9"/>
               <w:right w:val="single" w:sz="4" w:color="D9D9D9"/>
             </w:tcBorders>
+            <w:shd w:fill="FFFFFF"/>
             <w:tcMar>
               <w:top w:w="85" w:type="dxa"/>
               <w:bottom w:w="85" w:type="dxa"/>
@@ -1337,13 +1337,13 @@
         <w:tc>
           <w:tcPr>
             <w:tcW w:type="dxa" w:w="2436"/>
-            <w:shd w:fill="FFFFFF"/>
             <w:tcBorders>
               <w:top w:val="single" w:sz="4" w:color="D9D9D9"/>
               <w:bottom w:val="single" w:sz="4" w:color="D9D9D9"/>
               <w:left w:val="single" w:sz="4" w:color="D9D9D9"/>
               <w:right w:val="single" w:sz="4" w:color="D9D9D9"/>
             </w:tcBorders>
+            <w:shd w:fill="FFFFFF"/>
             <w:tcMar>
               <w:top w:w="85" w:type="dxa"/>
               <w:bottom w:w="85" w:type="dxa"/>
@@ -1369,13 +1369,13 @@
         <w:tc>
           <w:tcPr>
             <w:tcW w:type="dxa" w:w="5279"/>
-            <w:shd w:fill="F1F5F7"/>
             <w:tcBorders>
               <w:top w:val="single" w:sz="4" w:color="D9D9D9"/>
               <w:bottom w:val="single" w:sz="4" w:color="D9D9D9"/>
               <w:left w:val="single" w:sz="4" w:color="D9D9D9"/>
               <w:right w:val="single" w:sz="4" w:color="D9D9D9"/>
             </w:tcBorders>
+            <w:shd w:fill="F1F5F7"/>
             <w:tcMar>
               <w:top w:w="85" w:type="dxa"/>
               <w:bottom w:w="85" w:type="dxa"/>
@@ -1400,13 +1400,13 @@
         <w:tc>
           <w:tcPr>
             <w:tcW w:type="dxa" w:w="2436"/>
-            <w:shd w:fill="F1F5F7"/>
             <w:tcBorders>
               <w:top w:val="single" w:sz="4" w:color="D9D9D9"/>
               <w:bottom w:val="single" w:sz="4" w:color="D9D9D9"/>
               <w:left w:val="single" w:sz="4" w:color="D9D9D9"/>
               <w:right w:val="single" w:sz="4" w:color="D9D9D9"/>
             </w:tcBorders>
+            <w:shd w:fill="F1F5F7"/>
             <w:tcMar>
               <w:top w:w="85" w:type="dxa"/>
               <w:bottom w:w="85" w:type="dxa"/>
@@ -1430,13 +1430,13 @@
         <w:tc>
           <w:tcPr>
             <w:tcW w:type="dxa" w:w="2436"/>
-            <w:shd w:fill="F1F5F7"/>
             <w:tcBorders>
               <w:top w:val="single" w:sz="4" w:color="D9D9D9"/>
               <w:bottom w:val="single" w:sz="4" w:color="D9D9D9"/>
               <w:left w:val="single" w:sz="4" w:color="D9D9D9"/>
               <w:right w:val="single" w:sz="4" w:color="D9D9D9"/>
             </w:tcBorders>
+            <w:shd w:fill="F1F5F7"/>
             <w:tcMar>
               <w:top w:w="85" w:type="dxa"/>
               <w:bottom w:w="85" w:type="dxa"/>
@@ -1797,13 +1797,13 @@
         <w:tc>
           <w:tcPr>
             <w:tcW w:type="dxa" w:w="5279"/>
-            <w:shd w:fill="142D40"/>
             <w:tcBorders>
               <w:top w:val="single" w:sz="4" w:color="D9D9D9"/>
               <w:bottom w:val="single" w:sz="4" w:color="D9D9D9"/>
               <w:left w:val="single" w:sz="4" w:color="D9D9D9"/>
               <w:right w:val="single" w:sz="4" w:color="D9D9D9"/>
             </w:tcBorders>
+            <w:shd w:fill="142D40"/>
             <w:tcMar>
               <w:top w:w="85" w:type="dxa"/>
               <w:bottom w:w="85" w:type="dxa"/>
@@ -1828,13 +1828,13 @@
         <w:tc>
           <w:tcPr>
             <w:tcW w:type="dxa" w:w="2436"/>
-            <w:shd w:fill="142D40"/>
             <w:tcBorders>
               <w:top w:val="single" w:sz="4" w:color="D9D9D9"/>
               <w:bottom w:val="single" w:sz="4" w:color="D9D9D9"/>
               <w:left w:val="single" w:sz="4" w:color="D9D9D9"/>
               <w:right w:val="single" w:sz="4" w:color="D9D9D9"/>
             </w:tcBorders>
+            <w:shd w:fill="142D40"/>
             <w:tcMar>
               <w:top w:w="85" w:type="dxa"/>
               <w:bottom w:w="85" w:type="dxa"/>
@@ -1859,13 +1859,13 @@
         <w:tc>
           <w:tcPr>
             <w:tcW w:type="dxa" w:w="2436"/>
-            <w:shd w:fill="142D40"/>
             <w:tcBorders>
               <w:top w:val="single" w:sz="4" w:color="D9D9D9"/>
               <w:bottom w:val="single" w:sz="4" w:color="D9D9D9"/>
               <w:left w:val="single" w:sz="4" w:color="D9D9D9"/>
               <w:right w:val="single" w:sz="4" w:color="D9D9D9"/>
             </w:tcBorders>
+            <w:shd w:fill="142D40"/>
             <w:tcMar>
               <w:top w:w="85" w:type="dxa"/>
               <w:bottom w:w="85" w:type="dxa"/>
@@ -1892,13 +1892,13 @@
         <w:tc>
           <w:tcPr>
             <w:tcW w:type="dxa" w:w="5279"/>
-            <w:shd w:fill="FFFFFF"/>
             <w:tcBorders>
               <w:top w:val="single" w:sz="4" w:color="D9D9D9"/>
               <w:bottom w:val="single" w:sz="4" w:color="D9D9D9"/>
               <w:left w:val="single" w:sz="4" w:color="D9D9D9"/>
               <w:right w:val="single" w:sz="4" w:color="D9D9D9"/>
             </w:tcBorders>
+            <w:shd w:fill="FFFFFF"/>
             <w:tcMar>
               <w:top w:w="85" w:type="dxa"/>
               <w:bottom w:w="85" w:type="dxa"/>
@@ -1923,13 +1923,13 @@
         <w:tc>
           <w:tcPr>
             <w:tcW w:type="dxa" w:w="2436"/>
-            <w:shd w:fill="FFFFFF"/>
             <w:tcBorders>
               <w:top w:val="single" w:sz="4" w:color="D9D9D9"/>
               <w:bottom w:val="single" w:sz="4" w:color="D9D9D9"/>
               <w:left w:val="single" w:sz="4" w:color="D9D9D9"/>
               <w:right w:val="single" w:sz="4" w:color="D9D9D9"/>
             </w:tcBorders>
+            <w:shd w:fill="FFFFFF"/>
             <w:tcMar>
               <w:top w:w="85" w:type="dxa"/>
               <w:bottom w:w="85" w:type="dxa"/>
@@ -1953,13 +1953,13 @@
         <w:tc>
           <w:tcPr>
             <w:tcW w:type="dxa" w:w="2436"/>
-            <w:shd w:fill="FFFFFF"/>
             <w:tcBorders>
               <w:top w:val="single" w:sz="4" w:color="D9D9D9"/>
               <w:bottom w:val="single" w:sz="4" w:color="D9D9D9"/>
               <w:left w:val="single" w:sz="4" w:color="D9D9D9"/>
               <w:right w:val="single" w:sz="4" w:color="D9D9D9"/>
             </w:tcBorders>
+            <w:shd w:fill="FFFFFF"/>
             <w:tcMar>
               <w:top w:w="85" w:type="dxa"/>
               <w:bottom w:w="85" w:type="dxa"/>
@@ -1985,13 +1985,13 @@
         <w:tc>
           <w:tcPr>
             <w:tcW w:type="dxa" w:w="5279"/>
-            <w:shd w:fill="F1F5F7"/>
             <w:tcBorders>
               <w:top w:val="single" w:sz="4" w:color="D9D9D9"/>
               <w:bottom w:val="single" w:sz="4" w:color="D9D9D9"/>
               <w:left w:val="single" w:sz="4" w:color="D9D9D9"/>
               <w:right w:val="single" w:sz="4" w:color="D9D9D9"/>
             </w:tcBorders>
+            <w:shd w:fill="F1F5F7"/>
             <w:tcMar>
               <w:top w:w="85" w:type="dxa"/>
               <w:bottom w:w="85" w:type="dxa"/>
@@ -2016,13 +2016,13 @@
         <w:tc>
           <w:tcPr>
             <w:tcW w:type="dxa" w:w="2436"/>
-            <w:shd w:fill="F1F5F7"/>
             <w:tcBorders>
               <w:top w:val="single" w:sz="4" w:color="D9D9D9"/>
               <w:bottom w:val="single" w:sz="4" w:color="D9D9D9"/>
               <w:left w:val="single" w:sz="4" w:color="D9D9D9"/>
               <w:right w:val="single" w:sz="4" w:color="D9D9D9"/>
             </w:tcBorders>
+            <w:shd w:fill="F1F5F7"/>
             <w:tcMar>
               <w:top w:w="85" w:type="dxa"/>
               <w:bottom w:w="85" w:type="dxa"/>
@@ -2046,13 +2046,13 @@
         <w:tc>
           <w:tcPr>
             <w:tcW w:type="dxa" w:w="2436"/>
-            <w:shd w:fill="F1F5F7"/>
             <w:tcBorders>
               <w:top w:val="single" w:sz="4" w:color="D9D9D9"/>
               <w:bottom w:val="single" w:sz="4" w:color="D9D9D9"/>
               <w:left w:val="single" w:sz="4" w:color="D9D9D9"/>
               <w:right w:val="single" w:sz="4" w:color="D9D9D9"/>
             </w:tcBorders>
+            <w:shd w:fill="F1F5F7"/>
             <w:tcMar>
               <w:top w:w="85" w:type="dxa"/>
               <w:bottom w:w="85" w:type="dxa"/>
@@ -2078,13 +2078,13 @@
         <w:tc>
           <w:tcPr>
             <w:tcW w:type="dxa" w:w="5279"/>
-            <w:shd w:fill="FFFFFF"/>
             <w:tcBorders>
               <w:top w:val="single" w:sz="4" w:color="D9D9D9"/>
               <w:bottom w:val="single" w:sz="4" w:color="D9D9D9"/>
               <w:left w:val="single" w:sz="4" w:color="D9D9D9"/>
               <w:right w:val="single" w:sz="4" w:color="D9D9D9"/>
             </w:tcBorders>
+            <w:shd w:fill="FFFFFF"/>
             <w:tcMar>
               <w:top w:w="85" w:type="dxa"/>
               <w:bottom w:w="85" w:type="dxa"/>
@@ -2109,13 +2109,13 @@
         <w:tc>
           <w:tcPr>
             <w:tcW w:type="dxa" w:w="2436"/>
-            <w:shd w:fill="FFFFFF"/>
             <w:tcBorders>
               <w:top w:val="single" w:sz="4" w:color="D9D9D9"/>
               <w:bottom w:val="single" w:sz="4" w:color="D9D9D9"/>
               <w:left w:val="single" w:sz="4" w:color="D9D9D9"/>
               <w:right w:val="single" w:sz="4" w:color="D9D9D9"/>
             </w:tcBorders>
+            <w:shd w:fill="FFFFFF"/>
             <w:tcMar>
               <w:top w:w="85" w:type="dxa"/>
               <w:bottom w:w="85" w:type="dxa"/>
@@ -2139,13 +2139,13 @@
         <w:tc>
           <w:tcPr>
             <w:tcW w:type="dxa" w:w="2436"/>
-            <w:shd w:fill="FFFFFF"/>
             <w:tcBorders>
               <w:top w:val="single" w:sz="4" w:color="D9D9D9"/>
               <w:bottom w:val="single" w:sz="4" w:color="D9D9D9"/>
               <w:left w:val="single" w:sz="4" w:color="D9D9D9"/>
               <w:right w:val="single" w:sz="4" w:color="D9D9D9"/>
             </w:tcBorders>
+            <w:shd w:fill="FFFFFF"/>
             <w:tcMar>
               <w:top w:w="85" w:type="dxa"/>
               <w:bottom w:w="85" w:type="dxa"/>
@@ -2171,13 +2171,13 @@
         <w:tc>
           <w:tcPr>
             <w:tcW w:type="dxa" w:w="5279"/>
-            <w:shd w:fill="F1F5F7"/>
             <w:tcBorders>
               <w:top w:val="single" w:sz="4" w:color="D9D9D9"/>
               <w:bottom w:val="single" w:sz="4" w:color="D9D9D9"/>
               <w:left w:val="single" w:sz="4" w:color="D9D9D9"/>
               <w:right w:val="single" w:sz="4" w:color="D9D9D9"/>
             </w:tcBorders>
+            <w:shd w:fill="F1F5F7"/>
             <w:tcMar>
               <w:top w:w="85" w:type="dxa"/>
               <w:bottom w:w="85" w:type="dxa"/>
@@ -2202,13 +2202,13 @@
         <w:tc>
           <w:tcPr>
             <w:tcW w:type="dxa" w:w="2436"/>
-            <w:shd w:fill="F1F5F7"/>
             <w:tcBorders>
               <w:top w:val="single" w:sz="4" w:color="D9D9D9"/>
               <w:bottom w:val="single" w:sz="4" w:color="D9D9D9"/>
               <w:left w:val="single" w:sz="4" w:color="D9D9D9"/>
               <w:right w:val="single" w:sz="4" w:color="D9D9D9"/>
             </w:tcBorders>
+            <w:shd w:fill="F1F5F7"/>
             <w:tcMar>
               <w:top w:w="85" w:type="dxa"/>
               <w:bottom w:w="85" w:type="dxa"/>
@@ -2232,13 +2232,13 @@
         <w:tc>
           <w:tcPr>
             <w:tcW w:type="dxa" w:w="2436"/>
-            <w:shd w:fill="F1F5F7"/>
             <w:tcBorders>
               <w:top w:val="single" w:sz="4" w:color="D9D9D9"/>
               <w:bottom w:val="single" w:sz="4" w:color="D9D9D9"/>
               <w:left w:val="single" w:sz="4" w:color="D9D9D9"/>
               <w:right w:val="single" w:sz="4" w:color="D9D9D9"/>
             </w:tcBorders>
+            <w:shd w:fill="F1F5F7"/>
             <w:tcMar>
               <w:top w:w="85" w:type="dxa"/>
               <w:bottom w:w="85" w:type="dxa"/>
@@ -2417,13 +2417,13 @@
         <w:tc>
           <w:tcPr>
             <w:tcW w:type="dxa" w:w="7512"/>
-            <w:shd w:fill="142D40"/>
             <w:tcBorders>
               <w:top w:val="single" w:sz="4" w:color="D9D9D9"/>
               <w:bottom w:val="single" w:sz="4" w:color="D9D9D9"/>
               <w:left w:val="single" w:sz="4" w:color="D9D9D9"/>
               <w:right w:val="single" w:sz="4" w:color="D9D9D9"/>
             </w:tcBorders>
+            <w:shd w:fill="142D40"/>
             <w:tcMar>
               <w:top w:w="85" w:type="dxa"/>
               <w:bottom w:w="85" w:type="dxa"/>
@@ -2448,13 +2448,13 @@
         <w:tc>
           <w:tcPr>
             <w:tcW w:type="dxa" w:w="2640"/>
-            <w:shd w:fill="142D40"/>
             <w:tcBorders>
               <w:top w:val="single" w:sz="4" w:color="D9D9D9"/>
               <w:bottom w:val="single" w:sz="4" w:color="D9D9D9"/>
               <w:left w:val="single" w:sz="4" w:color="D9D9D9"/>
               <w:right w:val="single" w:sz="4" w:color="D9D9D9"/>
             </w:tcBorders>
+            <w:shd w:fill="142D40"/>
             <w:tcMar>
               <w:top w:w="85" w:type="dxa"/>
               <w:bottom w:w="85" w:type="dxa"/>
@@ -2481,13 +2481,13 @@
         <w:tc>
           <w:tcPr>
             <w:tcW w:type="dxa" w:w="7512"/>
-            <w:shd w:fill="FFFFFF"/>
             <w:tcBorders>
               <w:top w:val="single" w:sz="4" w:color="D9D9D9"/>
               <w:bottom w:val="single" w:sz="4" w:color="D9D9D9"/>
               <w:left w:val="single" w:sz="4" w:color="D9D9D9"/>
               <w:right w:val="single" w:sz="4" w:color="D9D9D9"/>
             </w:tcBorders>
+            <w:shd w:fill="FFFFFF"/>
             <w:tcMar>
               <w:top w:w="85" w:type="dxa"/>
               <w:bottom w:w="85" w:type="dxa"/>
@@ -2512,13 +2512,13 @@
         <w:tc>
           <w:tcPr>
             <w:tcW w:type="dxa" w:w="2640"/>
-            <w:shd w:fill="FFFFFF"/>
             <w:tcBorders>
               <w:top w:val="single" w:sz="4" w:color="D9D9D9"/>
               <w:bottom w:val="single" w:sz="4" w:color="D9D9D9"/>
               <w:left w:val="single" w:sz="4" w:color="D9D9D9"/>
               <w:right w:val="single" w:sz="4" w:color="D9D9D9"/>
             </w:tcBorders>
+            <w:shd w:fill="FFFFFF"/>
             <w:tcMar>
               <w:top w:w="85" w:type="dxa"/>
               <w:bottom w:w="85" w:type="dxa"/>
@@ -2544,13 +2544,13 @@
         <w:tc>
           <w:tcPr>
             <w:tcW w:type="dxa" w:w="7512"/>
-            <w:shd w:fill="F1F5F7"/>
             <w:tcBorders>
               <w:top w:val="single" w:sz="4" w:color="D9D9D9"/>
               <w:bottom w:val="single" w:sz="4" w:color="D9D9D9"/>
               <w:left w:val="single" w:sz="4" w:color="D9D9D9"/>
               <w:right w:val="single" w:sz="4" w:color="D9D9D9"/>
             </w:tcBorders>
+            <w:shd w:fill="F1F5F7"/>
             <w:tcMar>
               <w:top w:w="85" w:type="dxa"/>
               <w:bottom w:w="85" w:type="dxa"/>
@@ -2575,13 +2575,13 @@
         <w:tc>
           <w:tcPr>
             <w:tcW w:type="dxa" w:w="2640"/>
-            <w:shd w:fill="F1F5F7"/>
             <w:tcBorders>
               <w:top w:val="single" w:sz="4" w:color="D9D9D9"/>
               <w:bottom w:val="single" w:sz="4" w:color="D9D9D9"/>
               <w:left w:val="single" w:sz="4" w:color="D9D9D9"/>
               <w:right w:val="single" w:sz="4" w:color="D9D9D9"/>
             </w:tcBorders>
+            <w:shd w:fill="F1F5F7"/>
             <w:tcMar>
               <w:top w:w="85" w:type="dxa"/>
               <w:bottom w:w="85" w:type="dxa"/>
@@ -2607,13 +2607,13 @@
         <w:tc>
           <w:tcPr>
             <w:tcW w:type="dxa" w:w="7512"/>
-            <w:shd w:fill="FFFFFF"/>
             <w:tcBorders>
               <w:top w:val="single" w:sz="4" w:color="D9D9D9"/>
               <w:bottom w:val="single" w:sz="4" w:color="D9D9D9"/>
               <w:left w:val="single" w:sz="4" w:color="D9D9D9"/>
               <w:right w:val="single" w:sz="4" w:color="D9D9D9"/>
             </w:tcBorders>
+            <w:shd w:fill="FFFFFF"/>
             <w:tcMar>
               <w:top w:w="85" w:type="dxa"/>
               <w:bottom w:w="85" w:type="dxa"/>
@@ -2638,13 +2638,13 @@
         <w:tc>
           <w:tcPr>
             <w:tcW w:type="dxa" w:w="2640"/>
-            <w:shd w:fill="FFFFFF"/>
             <w:tcBorders>
               <w:top w:val="single" w:sz="4" w:color="D9D9D9"/>
               <w:bottom w:val="single" w:sz="4" w:color="D9D9D9"/>
               <w:left w:val="single" w:sz="4" w:color="D9D9D9"/>
               <w:right w:val="single" w:sz="4" w:color="D9D9D9"/>
             </w:tcBorders>
+            <w:shd w:fill="FFFFFF"/>
             <w:tcMar>
               <w:top w:w="85" w:type="dxa"/>
               <w:bottom w:w="85" w:type="dxa"/>
@@ -2670,13 +2670,13 @@
         <w:tc>
           <w:tcPr>
             <w:tcW w:type="dxa" w:w="7512"/>
-            <w:shd w:fill="F1F5F7"/>
             <w:tcBorders>
               <w:top w:val="single" w:sz="4" w:color="D9D9D9"/>
               <w:bottom w:val="single" w:sz="4" w:color="D9D9D9"/>
               <w:left w:val="single" w:sz="4" w:color="D9D9D9"/>
               <w:right w:val="single" w:sz="4" w:color="D9D9D9"/>
             </w:tcBorders>
+            <w:shd w:fill="F1F5F7"/>
             <w:tcMar>
               <w:top w:w="85" w:type="dxa"/>
               <w:bottom w:w="85" w:type="dxa"/>
@@ -2701,13 +2701,13 @@
         <w:tc>
           <w:tcPr>
             <w:tcW w:type="dxa" w:w="2640"/>
-            <w:shd w:fill="F1F5F7"/>
             <w:tcBorders>
               <w:top w:val="single" w:sz="4" w:color="D9D9D9"/>
               <w:bottom w:val="single" w:sz="4" w:color="D9D9D9"/>
               <w:left w:val="single" w:sz="4" w:color="D9D9D9"/>
               <w:right w:val="single" w:sz="4" w:color="D9D9D9"/>
             </w:tcBorders>
+            <w:shd w:fill="F1F5F7"/>
             <w:tcMar>
               <w:top w:w="85" w:type="dxa"/>
               <w:bottom w:w="85" w:type="dxa"/>
@@ -2733,13 +2733,13 @@
         <w:tc>
           <w:tcPr>
             <w:tcW w:type="dxa" w:w="7512"/>
-            <w:shd w:fill="FFFFFF"/>
             <w:tcBorders>
               <w:top w:val="single" w:sz="4" w:color="D9D9D9"/>
               <w:bottom w:val="single" w:sz="4" w:color="D9D9D9"/>
               <w:left w:val="single" w:sz="4" w:color="D9D9D9"/>
               <w:right w:val="single" w:sz="4" w:color="D9D9D9"/>
             </w:tcBorders>
+            <w:shd w:fill="FFFFFF"/>
             <w:tcMar>
               <w:top w:w="85" w:type="dxa"/>
               <w:bottom w:w="85" w:type="dxa"/>
@@ -2764,13 +2764,13 @@
         <w:tc>
           <w:tcPr>
             <w:tcW w:type="dxa" w:w="2640"/>
-            <w:shd w:fill="FFFFFF"/>
             <w:tcBorders>
               <w:top w:val="single" w:sz="4" w:color="D9D9D9"/>
               <w:bottom w:val="single" w:sz="4" w:color="D9D9D9"/>
               <w:left w:val="single" w:sz="4" w:color="D9D9D9"/>
               <w:right w:val="single" w:sz="4" w:color="D9D9D9"/>
             </w:tcBorders>
+            <w:shd w:fill="FFFFFF"/>
             <w:tcMar>
               <w:top w:w="85" w:type="dxa"/>
               <w:bottom w:w="85" w:type="dxa"/>
@@ -2796,13 +2796,13 @@
         <w:tc>
           <w:tcPr>
             <w:tcW w:type="dxa" w:w="7512"/>
-            <w:shd w:fill="F1F5F7"/>
             <w:tcBorders>
               <w:top w:val="single" w:sz="4" w:color="D9D9D9"/>
               <w:bottom w:val="single" w:sz="4" w:color="D9D9D9"/>
               <w:left w:val="single" w:sz="4" w:color="D9D9D9"/>
               <w:right w:val="single" w:sz="4" w:color="D9D9D9"/>
             </w:tcBorders>
+            <w:shd w:fill="F1F5F7"/>
             <w:tcMar>
               <w:top w:w="85" w:type="dxa"/>
               <w:bottom w:w="85" w:type="dxa"/>
@@ -2827,13 +2827,13 @@
         <w:tc>
           <w:tcPr>
             <w:tcW w:type="dxa" w:w="2640"/>
-            <w:shd w:fill="F1F5F7"/>
             <w:tcBorders>
               <w:top w:val="single" w:sz="4" w:color="D9D9D9"/>
               <w:bottom w:val="single" w:sz="4" w:color="D9D9D9"/>
               <w:left w:val="single" w:sz="4" w:color="D9D9D9"/>
               <w:right w:val="single" w:sz="4" w:color="D9D9D9"/>
             </w:tcBorders>
+            <w:shd w:fill="F1F5F7"/>
             <w:tcMar>
               <w:top w:w="85" w:type="dxa"/>
               <w:bottom w:w="85" w:type="dxa"/>
@@ -2940,13 +2940,13 @@
         <w:tc>
           <w:tcPr>
             <w:tcW w:type="dxa" w:w="5279"/>
-            <w:shd w:fill="142D40"/>
             <w:tcBorders>
               <w:top w:val="single" w:sz="4" w:color="D9D9D9"/>
               <w:bottom w:val="single" w:sz="4" w:color="D9D9D9"/>
               <w:left w:val="single" w:sz="4" w:color="D9D9D9"/>
               <w:right w:val="single" w:sz="4" w:color="D9D9D9"/>
             </w:tcBorders>
+            <w:shd w:fill="142D40"/>
             <w:tcMar>
               <w:top w:w="85" w:type="dxa"/>
               <w:bottom w:w="85" w:type="dxa"/>
@@ -2971,13 +2971,13 @@
         <w:tc>
           <w:tcPr>
             <w:tcW w:type="dxa" w:w="2436"/>
-            <w:shd w:fill="142D40"/>
             <w:tcBorders>
               <w:top w:val="single" w:sz="4" w:color="D9D9D9"/>
               <w:bottom w:val="single" w:sz="4" w:color="D9D9D9"/>
               <w:left w:val="single" w:sz="4" w:color="D9D9D9"/>
               <w:right w:val="single" w:sz="4" w:color="D9D9D9"/>
             </w:tcBorders>
+            <w:shd w:fill="142D40"/>
             <w:tcMar>
               <w:top w:w="85" w:type="dxa"/>
               <w:bottom w:w="85" w:type="dxa"/>
@@ -3002,13 +3002,13 @@
         <w:tc>
           <w:tcPr>
             <w:tcW w:type="dxa" w:w="2436"/>
-            <w:shd w:fill="142D40"/>
             <w:tcBorders>
               <w:top w:val="single" w:sz="4" w:color="D9D9D9"/>
               <w:bottom w:val="single" w:sz="4" w:color="D9D9D9"/>
               <w:left w:val="single" w:sz="4" w:color="D9D9D9"/>
               <w:right w:val="single" w:sz="4" w:color="D9D9D9"/>
             </w:tcBorders>
+            <w:shd w:fill="142D40"/>
             <w:tcMar>
               <w:top w:w="85" w:type="dxa"/>
               <w:bottom w:w="85" w:type="dxa"/>
@@ -3035,13 +3035,13 @@
         <w:tc>
           <w:tcPr>
             <w:tcW w:type="dxa" w:w="5279"/>
-            <w:shd w:fill="FFFFFF"/>
             <w:tcBorders>
               <w:top w:val="single" w:sz="4" w:color="D9D9D9"/>
               <w:bottom w:val="single" w:sz="4" w:color="D9D9D9"/>
               <w:left w:val="single" w:sz="4" w:color="D9D9D9"/>
               <w:right w:val="single" w:sz="4" w:color="D9D9D9"/>
             </w:tcBorders>
+            <w:shd w:fill="FFFFFF"/>
             <w:tcMar>
               <w:top w:w="85" w:type="dxa"/>
               <w:bottom w:w="85" w:type="dxa"/>
@@ -3066,13 +3066,13 @@
         <w:tc>
           <w:tcPr>
             <w:tcW w:type="dxa" w:w="2436"/>
-            <w:shd w:fill="FFFFFF"/>
             <w:tcBorders>
               <w:top w:val="single" w:sz="4" w:color="D9D9D9"/>
               <w:bottom w:val="single" w:sz="4" w:color="D9D9D9"/>
               <w:left w:val="single" w:sz="4" w:color="D9D9D9"/>
               <w:right w:val="single" w:sz="4" w:color="D9D9D9"/>
             </w:tcBorders>
+            <w:shd w:fill="FFFFFF"/>
             <w:tcMar>
               <w:top w:w="85" w:type="dxa"/>
               <w:bottom w:w="85" w:type="dxa"/>
@@ -3097,13 +3097,13 @@
         <w:tc>
           <w:tcPr>
             <w:tcW w:type="dxa" w:w="2436"/>
-            <w:shd w:fill="FFFFFF"/>
             <w:tcBorders>
               <w:top w:val="single" w:sz="4" w:color="D9D9D9"/>
               <w:bottom w:val="single" w:sz="4" w:color="D9D9D9"/>
               <w:left w:val="single" w:sz="4" w:color="D9D9D9"/>
               <w:right w:val="single" w:sz="4" w:color="D9D9D9"/>
             </w:tcBorders>
+            <w:shd w:fill="FFFFFF"/>
             <w:tcMar>
               <w:top w:w="85" w:type="dxa"/>
               <w:bottom w:w="85" w:type="dxa"/>
@@ -3130,13 +3130,13 @@
         <w:tc>
           <w:tcPr>
             <w:tcW w:type="dxa" w:w="5279"/>
-            <w:shd w:fill="F1F5F7"/>
             <w:tcBorders>
               <w:top w:val="single" w:sz="4" w:color="D9D9D9"/>
               <w:bottom w:val="single" w:sz="4" w:color="D9D9D9"/>
               <w:left w:val="single" w:sz="4" w:color="D9D9D9"/>
               <w:right w:val="single" w:sz="4" w:color="D9D9D9"/>
             </w:tcBorders>
+            <w:shd w:fill="F1F5F7"/>
             <w:tcMar>
               <w:top w:w="85" w:type="dxa"/>
               <w:bottom w:w="85" w:type="dxa"/>
@@ -3161,13 +3161,13 @@
         <w:tc>
           <w:tcPr>
             <w:tcW w:type="dxa" w:w="2436"/>
-            <w:shd w:fill="F1F5F7"/>
             <w:tcBorders>
               <w:top w:val="single" w:sz="4" w:color="D9D9D9"/>
               <w:bottom w:val="single" w:sz="4" w:color="D9D9D9"/>
               <w:left w:val="single" w:sz="4" w:color="D9D9D9"/>
               <w:right w:val="single" w:sz="4" w:color="D9D9D9"/>
             </w:tcBorders>
+            <w:shd w:fill="F1F5F7"/>
             <w:tcMar>
               <w:top w:w="85" w:type="dxa"/>
               <w:bottom w:w="85" w:type="dxa"/>
@@ -3192,13 +3192,13 @@
         <w:tc>
           <w:tcPr>
             <w:tcW w:type="dxa" w:w="2436"/>
-            <w:shd w:fill="F1F5F7"/>
             <w:tcBorders>
               <w:top w:val="single" w:sz="4" w:color="D9D9D9"/>
               <w:bottom w:val="single" w:sz="4" w:color="D9D9D9"/>
               <w:left w:val="single" w:sz="4" w:color="D9D9D9"/>
               <w:right w:val="single" w:sz="4" w:color="D9D9D9"/>
             </w:tcBorders>
+            <w:shd w:fill="F1F5F7"/>
             <w:tcMar>
               <w:top w:w="85" w:type="dxa"/>
               <w:bottom w:w="85" w:type="dxa"/>
@@ -3225,13 +3225,13 @@
         <w:tc>
           <w:tcPr>
             <w:tcW w:type="dxa" w:w="5279"/>
-            <w:shd w:fill="FFFFFF"/>
             <w:tcBorders>
               <w:top w:val="single" w:sz="4" w:color="D9D9D9"/>
               <w:bottom w:val="single" w:sz="4" w:color="D9D9D9"/>
               <w:left w:val="single" w:sz="4" w:color="D9D9D9"/>
               <w:right w:val="single" w:sz="4" w:color="D9D9D9"/>
             </w:tcBorders>
+            <w:shd w:fill="FFFFFF"/>
             <w:tcMar>
               <w:top w:w="85" w:type="dxa"/>
               <w:bottom w:w="85" w:type="dxa"/>
@@ -3256,13 +3256,13 @@
         <w:tc>
           <w:tcPr>
             <w:tcW w:type="dxa" w:w="2436"/>
-            <w:shd w:fill="FFFFFF"/>
             <w:tcBorders>
               <w:top w:val="single" w:sz="4" w:color="D9D9D9"/>
               <w:bottom w:val="single" w:sz="4" w:color="D9D9D9"/>
               <w:left w:val="single" w:sz="4" w:color="D9D9D9"/>
               <w:right w:val="single" w:sz="4" w:color="D9D9D9"/>
             </w:tcBorders>
+            <w:shd w:fill="FFFFFF"/>
             <w:tcMar>
               <w:top w:w="85" w:type="dxa"/>
               <w:bottom w:w="85" w:type="dxa"/>
@@ -3287,13 +3287,13 @@
         <w:tc>
           <w:tcPr>
             <w:tcW w:type="dxa" w:w="2436"/>
-            <w:shd w:fill="FFFFFF"/>
             <w:tcBorders>
               <w:top w:val="single" w:sz="4" w:color="D9D9D9"/>
               <w:bottom w:val="single" w:sz="4" w:color="D9D9D9"/>
               <w:left w:val="single" w:sz="4" w:color="D9D9D9"/>
               <w:right w:val="single" w:sz="4" w:color="D9D9D9"/>
             </w:tcBorders>
+            <w:shd w:fill="FFFFFF"/>
             <w:tcMar>
               <w:top w:w="85" w:type="dxa"/>
               <w:bottom w:w="85" w:type="dxa"/>
@@ -3320,13 +3320,13 @@
         <w:tc>
           <w:tcPr>
             <w:tcW w:type="dxa" w:w="5279"/>
-            <w:shd w:fill="F1F5F7"/>
             <w:tcBorders>
               <w:top w:val="single" w:sz="4" w:color="D9D9D9"/>
               <w:bottom w:val="single" w:sz="4" w:color="D9D9D9"/>
               <w:left w:val="single" w:sz="4" w:color="D9D9D9"/>
               <w:right w:val="single" w:sz="4" w:color="D9D9D9"/>
             </w:tcBorders>
+            <w:shd w:fill="F1F5F7"/>
             <w:tcMar>
               <w:top w:w="85" w:type="dxa"/>
               <w:bottom w:w="85" w:type="dxa"/>
@@ -3351,13 +3351,13 @@
         <w:tc>
           <w:tcPr>
             <w:tcW w:type="dxa" w:w="2436"/>
-            <w:shd w:fill="F1F5F7"/>
             <w:tcBorders>
               <w:top w:val="single" w:sz="4" w:color="D9D9D9"/>
               <w:bottom w:val="single" w:sz="4" w:color="D9D9D9"/>
               <w:left w:val="single" w:sz="4" w:color="D9D9D9"/>
               <w:right w:val="single" w:sz="4" w:color="D9D9D9"/>
             </w:tcBorders>
+            <w:shd w:fill="F1F5F7"/>
             <w:tcMar>
               <w:top w:w="85" w:type="dxa"/>
               <w:bottom w:w="85" w:type="dxa"/>
@@ -3382,13 +3382,13 @@
         <w:tc>
           <w:tcPr>
             <w:tcW w:type="dxa" w:w="2436"/>
-            <w:shd w:fill="F1F5F7"/>
             <w:tcBorders>
               <w:top w:val="single" w:sz="4" w:color="D9D9D9"/>
               <w:bottom w:val="single" w:sz="4" w:color="D9D9D9"/>
               <w:left w:val="single" w:sz="4" w:color="D9D9D9"/>
               <w:right w:val="single" w:sz="4" w:color="D9D9D9"/>
             </w:tcBorders>
+            <w:shd w:fill="F1F5F7"/>
             <w:tcMar>
               <w:top w:w="85" w:type="dxa"/>
               <w:bottom w:w="85" w:type="dxa"/>
@@ -3415,13 +3415,13 @@
         <w:tc>
           <w:tcPr>
             <w:tcW w:type="dxa" w:w="5279"/>
-            <w:shd w:fill="FFFFFF"/>
             <w:tcBorders>
               <w:top w:val="single" w:sz="4" w:color="D9D9D9"/>
               <w:bottom w:val="single" w:sz="4" w:color="D9D9D9"/>
               <w:left w:val="single" w:sz="4" w:color="D9D9D9"/>
               <w:right w:val="single" w:sz="4" w:color="D9D9D9"/>
             </w:tcBorders>
+            <w:shd w:fill="FFFFFF"/>
             <w:tcMar>
               <w:top w:w="85" w:type="dxa"/>
               <w:bottom w:w="85" w:type="dxa"/>
@@ -3446,13 +3446,13 @@
         <w:tc>
           <w:tcPr>
             <w:tcW w:type="dxa" w:w="2436"/>
-            <w:shd w:fill="FFFFFF"/>
             <w:tcBorders>
               <w:top w:val="single" w:sz="4" w:color="D9D9D9"/>
               <w:bottom w:val="single" w:sz="4" w:color="D9D9D9"/>
               <w:left w:val="single" w:sz="4" w:color="D9D9D9"/>
               <w:right w:val="single" w:sz="4" w:color="D9D9D9"/>
             </w:tcBorders>
+            <w:shd w:fill="FFFFFF"/>
             <w:tcMar>
               <w:top w:w="85" w:type="dxa"/>
               <w:bottom w:w="85" w:type="dxa"/>
@@ -3477,13 +3477,13 @@
         <w:tc>
           <w:tcPr>
             <w:tcW w:type="dxa" w:w="2436"/>
-            <w:shd w:fill="FFFFFF"/>
             <w:tcBorders>
               <w:top w:val="single" w:sz="4" w:color="D9D9D9"/>
               <w:bottom w:val="single" w:sz="4" w:color="D9D9D9"/>
               <w:left w:val="single" w:sz="4" w:color="D9D9D9"/>
               <w:right w:val="single" w:sz="4" w:color="D9D9D9"/>
             </w:tcBorders>
+            <w:shd w:fill="FFFFFF"/>
             <w:tcMar>
               <w:top w:w="85" w:type="dxa"/>
               <w:bottom w:w="85" w:type="dxa"/>
@@ -3510,13 +3510,13 @@
         <w:tc>
           <w:tcPr>
             <w:tcW w:type="dxa" w:w="5279"/>
-            <w:shd w:fill="F1F5F7"/>
             <w:tcBorders>
               <w:top w:val="single" w:sz="4" w:color="D9D9D9"/>
               <w:bottom w:val="single" w:sz="4" w:color="D9D9D9"/>
               <w:left w:val="single" w:sz="4" w:color="D9D9D9"/>
               <w:right w:val="single" w:sz="4" w:color="D9D9D9"/>
             </w:tcBorders>
+            <w:shd w:fill="F1F5F7"/>
             <w:tcMar>
               <w:top w:w="85" w:type="dxa"/>
               <w:bottom w:w="85" w:type="dxa"/>
@@ -3541,13 +3541,13 @@
         <w:tc>
           <w:tcPr>
             <w:tcW w:type="dxa" w:w="2436"/>
-            <w:shd w:fill="F1F5F7"/>
             <w:tcBorders>
               <w:top w:val="single" w:sz="4" w:color="D9D9D9"/>
               <w:bottom w:val="single" w:sz="4" w:color="D9D9D9"/>
               <w:left w:val="single" w:sz="4" w:color="D9D9D9"/>
               <w:right w:val="single" w:sz="4" w:color="D9D9D9"/>
             </w:tcBorders>
+            <w:shd w:fill="F1F5F7"/>
             <w:tcMar>
               <w:top w:w="85" w:type="dxa"/>
               <w:bottom w:w="85" w:type="dxa"/>
@@ -3572,13 +3572,13 @@
         <w:tc>
           <w:tcPr>
             <w:tcW w:type="dxa" w:w="2436"/>
-            <w:shd w:fill="F1F5F7"/>
             <w:tcBorders>
               <w:top w:val="single" w:sz="4" w:color="D9D9D9"/>
               <w:bottom w:val="single" w:sz="4" w:color="D9D9D9"/>
               <w:left w:val="single" w:sz="4" w:color="D9D9D9"/>
               <w:right w:val="single" w:sz="4" w:color="D9D9D9"/>
             </w:tcBorders>
+            <w:shd w:fill="F1F5F7"/>
             <w:tcMar>
               <w:top w:w="85" w:type="dxa"/>
               <w:bottom w:w="85" w:type="dxa"/>

--- a/resources/a-level-business-hr-data-contact-centre/A-Level-Business-HR-Data-Contact-Centre-Student.docx
+++ b/resources/a-level-business-hr-data-contact-centre/A-Level-Business-HR-Data-Contact-Centre-Student.docx
@@ -54,15 +54,15 @@
             <w:tcW w:type="dxa" w:w="4670"/>
             <w:tcBorders>
               <w:top w:val="single" w:sz="4" w:color="D9D9D9"/>
+              <w:left w:val="single" w:sz="4" w:color="D9D9D9"/>
               <w:bottom w:val="single" w:sz="4" w:color="D9D9D9"/>
-              <w:left w:val="single" w:sz="4" w:color="D9D9D9"/>
               <w:right w:val="single" w:sz="4" w:color="D9D9D9"/>
             </w:tcBorders>
             <w:shd w:fill="142D40"/>
             <w:tcMar>
               <w:top w:w="85" w:type="dxa"/>
+              <w:left w:w="85" w:type="dxa"/>
               <w:bottom w:w="85" w:type="dxa"/>
-              <w:left w:w="85" w:type="dxa"/>
               <w:right w:w="85" w:type="dxa"/>
             </w:tcMar>
           </w:tcPr>
@@ -85,15 +85,15 @@
             <w:tcW w:type="dxa" w:w="5482"/>
             <w:tcBorders>
               <w:top w:val="single" w:sz="4" w:color="D9D9D9"/>
+              <w:left w:val="single" w:sz="4" w:color="D9D9D9"/>
               <w:bottom w:val="single" w:sz="4" w:color="D9D9D9"/>
-              <w:left w:val="single" w:sz="4" w:color="D9D9D9"/>
               <w:right w:val="single" w:sz="4" w:color="D9D9D9"/>
             </w:tcBorders>
             <w:shd w:fill="142D40"/>
             <w:tcMar>
               <w:top w:w="85" w:type="dxa"/>
+              <w:left w:w="85" w:type="dxa"/>
               <w:bottom w:w="85" w:type="dxa"/>
-              <w:left w:w="85" w:type="dxa"/>
               <w:right w:w="85" w:type="dxa"/>
             </w:tcMar>
           </w:tcPr>
@@ -118,15 +118,15 @@
             <w:tcW w:type="dxa" w:w="4670"/>
             <w:tcBorders>
               <w:top w:val="single" w:sz="4" w:color="D9D9D9"/>
+              <w:left w:val="single" w:sz="4" w:color="D9D9D9"/>
               <w:bottom w:val="single" w:sz="4" w:color="D9D9D9"/>
-              <w:left w:val="single" w:sz="4" w:color="D9D9D9"/>
               <w:right w:val="single" w:sz="4" w:color="D9D9D9"/>
             </w:tcBorders>
             <w:shd w:fill="FFFFFF"/>
             <w:tcMar>
               <w:top w:w="85" w:type="dxa"/>
+              <w:left w:w="85" w:type="dxa"/>
               <w:bottom w:w="85" w:type="dxa"/>
-              <w:left w:w="85" w:type="dxa"/>
               <w:right w:w="85" w:type="dxa"/>
             </w:tcMar>
           </w:tcPr>
@@ -149,15 +149,15 @@
             <w:tcW w:type="dxa" w:w="5482"/>
             <w:tcBorders>
               <w:top w:val="single" w:sz="4" w:color="D9D9D9"/>
+              <w:left w:val="single" w:sz="4" w:color="D9D9D9"/>
               <w:bottom w:val="single" w:sz="4" w:color="D9D9D9"/>
-              <w:left w:val="single" w:sz="4" w:color="D9D9D9"/>
               <w:right w:val="single" w:sz="4" w:color="D9D9D9"/>
             </w:tcBorders>
             <w:shd w:fill="FFFFFF"/>
             <w:tcMar>
               <w:top w:w="85" w:type="dxa"/>
+              <w:left w:w="85" w:type="dxa"/>
               <w:bottom w:w="85" w:type="dxa"/>
-              <w:left w:w="85" w:type="dxa"/>
               <w:right w:w="85" w:type="dxa"/>
             </w:tcMar>
           </w:tcPr>
@@ -181,15 +181,15 @@
             <w:tcW w:type="dxa" w:w="4670"/>
             <w:tcBorders>
               <w:top w:val="single" w:sz="4" w:color="D9D9D9"/>
+              <w:left w:val="single" w:sz="4" w:color="D9D9D9"/>
               <w:bottom w:val="single" w:sz="4" w:color="D9D9D9"/>
-              <w:left w:val="single" w:sz="4" w:color="D9D9D9"/>
               <w:right w:val="single" w:sz="4" w:color="D9D9D9"/>
             </w:tcBorders>
             <w:shd w:fill="F1F5F7"/>
             <w:tcMar>
               <w:top w:w="85" w:type="dxa"/>
+              <w:left w:w="85" w:type="dxa"/>
               <w:bottom w:w="85" w:type="dxa"/>
-              <w:left w:w="85" w:type="dxa"/>
               <w:right w:w="85" w:type="dxa"/>
             </w:tcMar>
           </w:tcPr>
@@ -212,15 +212,15 @@
             <w:tcW w:type="dxa" w:w="5482"/>
             <w:tcBorders>
               <w:top w:val="single" w:sz="4" w:color="D9D9D9"/>
+              <w:left w:val="single" w:sz="4" w:color="D9D9D9"/>
               <w:bottom w:val="single" w:sz="4" w:color="D9D9D9"/>
-              <w:left w:val="single" w:sz="4" w:color="D9D9D9"/>
               <w:right w:val="single" w:sz="4" w:color="D9D9D9"/>
             </w:tcBorders>
             <w:shd w:fill="F1F5F7"/>
             <w:tcMar>
               <w:top w:w="85" w:type="dxa"/>
+              <w:left w:w="85" w:type="dxa"/>
               <w:bottom w:w="85" w:type="dxa"/>
-              <w:left w:w="85" w:type="dxa"/>
               <w:right w:w="85" w:type="dxa"/>
             </w:tcMar>
           </w:tcPr>
@@ -244,15 +244,15 @@
             <w:tcW w:type="dxa" w:w="4670"/>
             <w:tcBorders>
               <w:top w:val="single" w:sz="4" w:color="D9D9D9"/>
+              <w:left w:val="single" w:sz="4" w:color="D9D9D9"/>
               <w:bottom w:val="single" w:sz="4" w:color="D9D9D9"/>
-              <w:left w:val="single" w:sz="4" w:color="D9D9D9"/>
               <w:right w:val="single" w:sz="4" w:color="D9D9D9"/>
             </w:tcBorders>
             <w:shd w:fill="FFFFFF"/>
             <w:tcMar>
               <w:top w:w="85" w:type="dxa"/>
+              <w:left w:w="85" w:type="dxa"/>
               <w:bottom w:w="85" w:type="dxa"/>
-              <w:left w:w="85" w:type="dxa"/>
               <w:right w:w="85" w:type="dxa"/>
             </w:tcMar>
           </w:tcPr>
@@ -275,15 +275,15 @@
             <w:tcW w:type="dxa" w:w="5482"/>
             <w:tcBorders>
               <w:top w:val="single" w:sz="4" w:color="D9D9D9"/>
+              <w:left w:val="single" w:sz="4" w:color="D9D9D9"/>
               <w:bottom w:val="single" w:sz="4" w:color="D9D9D9"/>
-              <w:left w:val="single" w:sz="4" w:color="D9D9D9"/>
               <w:right w:val="single" w:sz="4" w:color="D9D9D9"/>
             </w:tcBorders>
             <w:shd w:fill="FFFFFF"/>
             <w:tcMar>
               <w:top w:w="85" w:type="dxa"/>
+              <w:left w:w="85" w:type="dxa"/>
               <w:bottom w:w="85" w:type="dxa"/>
-              <w:left w:w="85" w:type="dxa"/>
               <w:right w:w="85" w:type="dxa"/>
             </w:tcMar>
           </w:tcPr>
@@ -307,15 +307,15 @@
             <w:tcW w:type="dxa" w:w="4670"/>
             <w:tcBorders>
               <w:top w:val="single" w:sz="4" w:color="D9D9D9"/>
+              <w:left w:val="single" w:sz="4" w:color="D9D9D9"/>
               <w:bottom w:val="single" w:sz="4" w:color="D9D9D9"/>
-              <w:left w:val="single" w:sz="4" w:color="D9D9D9"/>
               <w:right w:val="single" w:sz="4" w:color="D9D9D9"/>
             </w:tcBorders>
             <w:shd w:fill="F1F5F7"/>
             <w:tcMar>
               <w:top w:w="85" w:type="dxa"/>
+              <w:left w:w="85" w:type="dxa"/>
               <w:bottom w:w="85" w:type="dxa"/>
-              <w:left w:w="85" w:type="dxa"/>
               <w:right w:w="85" w:type="dxa"/>
             </w:tcMar>
           </w:tcPr>
@@ -338,15 +338,15 @@
             <w:tcW w:type="dxa" w:w="5482"/>
             <w:tcBorders>
               <w:top w:val="single" w:sz="4" w:color="D9D9D9"/>
+              <w:left w:val="single" w:sz="4" w:color="D9D9D9"/>
               <w:bottom w:val="single" w:sz="4" w:color="D9D9D9"/>
-              <w:left w:val="single" w:sz="4" w:color="D9D9D9"/>
               <w:right w:val="single" w:sz="4" w:color="D9D9D9"/>
             </w:tcBorders>
             <w:shd w:fill="F1F5F7"/>
             <w:tcMar>
               <w:top w:w="85" w:type="dxa"/>
+              <w:left w:w="85" w:type="dxa"/>
               <w:bottom w:w="85" w:type="dxa"/>
-              <w:left w:w="85" w:type="dxa"/>
               <w:right w:w="85" w:type="dxa"/>
             </w:tcMar>
           </w:tcPr>
@@ -405,15 +405,15 @@
             <w:tcW w:type="dxa" w:w="5279"/>
             <w:tcBorders>
               <w:top w:val="single" w:sz="4" w:color="D9D9D9"/>
+              <w:left w:val="single" w:sz="4" w:color="D9D9D9"/>
               <w:bottom w:val="single" w:sz="4" w:color="D9D9D9"/>
-              <w:left w:val="single" w:sz="4" w:color="D9D9D9"/>
               <w:right w:val="single" w:sz="4" w:color="D9D9D9"/>
             </w:tcBorders>
             <w:shd w:fill="142D40"/>
             <w:tcMar>
               <w:top w:w="85" w:type="dxa"/>
+              <w:left w:w="85" w:type="dxa"/>
               <w:bottom w:w="85" w:type="dxa"/>
-              <w:left w:w="85" w:type="dxa"/>
               <w:right w:w="85" w:type="dxa"/>
             </w:tcMar>
           </w:tcPr>
@@ -436,15 +436,15 @@
             <w:tcW w:type="dxa" w:w="2436"/>
             <w:tcBorders>
               <w:top w:val="single" w:sz="4" w:color="D9D9D9"/>
+              <w:left w:val="single" w:sz="4" w:color="D9D9D9"/>
               <w:bottom w:val="single" w:sz="4" w:color="D9D9D9"/>
-              <w:left w:val="single" w:sz="4" w:color="D9D9D9"/>
               <w:right w:val="single" w:sz="4" w:color="D9D9D9"/>
             </w:tcBorders>
             <w:shd w:fill="142D40"/>
             <w:tcMar>
               <w:top w:w="85" w:type="dxa"/>
+              <w:left w:w="85" w:type="dxa"/>
               <w:bottom w:w="85" w:type="dxa"/>
-              <w:left w:w="85" w:type="dxa"/>
               <w:right w:w="85" w:type="dxa"/>
             </w:tcMar>
           </w:tcPr>
@@ -467,15 +467,15 @@
             <w:tcW w:type="dxa" w:w="2436"/>
             <w:tcBorders>
               <w:top w:val="single" w:sz="4" w:color="D9D9D9"/>
+              <w:left w:val="single" w:sz="4" w:color="D9D9D9"/>
               <w:bottom w:val="single" w:sz="4" w:color="D9D9D9"/>
-              <w:left w:val="single" w:sz="4" w:color="D9D9D9"/>
               <w:right w:val="single" w:sz="4" w:color="D9D9D9"/>
             </w:tcBorders>
             <w:shd w:fill="142D40"/>
             <w:tcMar>
               <w:top w:w="85" w:type="dxa"/>
+              <w:left w:w="85" w:type="dxa"/>
               <w:bottom w:w="85" w:type="dxa"/>
-              <w:left w:w="85" w:type="dxa"/>
               <w:right w:w="85" w:type="dxa"/>
             </w:tcMar>
           </w:tcPr>
@@ -500,15 +500,15 @@
             <w:tcW w:type="dxa" w:w="5279"/>
             <w:tcBorders>
               <w:top w:val="single" w:sz="4" w:color="D9D9D9"/>
+              <w:left w:val="single" w:sz="4" w:color="D9D9D9"/>
               <w:bottom w:val="single" w:sz="4" w:color="D9D9D9"/>
-              <w:left w:val="single" w:sz="4" w:color="D9D9D9"/>
               <w:right w:val="single" w:sz="4" w:color="D9D9D9"/>
             </w:tcBorders>
             <w:shd w:fill="FFFFFF"/>
             <w:tcMar>
               <w:top w:w="85" w:type="dxa"/>
+              <w:left w:w="85" w:type="dxa"/>
               <w:bottom w:w="85" w:type="dxa"/>
-              <w:left w:w="85" w:type="dxa"/>
               <w:right w:w="85" w:type="dxa"/>
             </w:tcMar>
           </w:tcPr>
@@ -531,15 +531,15 @@
             <w:tcW w:type="dxa" w:w="2436"/>
             <w:tcBorders>
               <w:top w:val="single" w:sz="4" w:color="D9D9D9"/>
+              <w:left w:val="single" w:sz="4" w:color="D9D9D9"/>
               <w:bottom w:val="single" w:sz="4" w:color="D9D9D9"/>
-              <w:left w:val="single" w:sz="4" w:color="D9D9D9"/>
               <w:right w:val="single" w:sz="4" w:color="D9D9D9"/>
             </w:tcBorders>
             <w:shd w:fill="FFFFFF"/>
             <w:tcMar>
               <w:top w:w="85" w:type="dxa"/>
+              <w:left w:w="85" w:type="dxa"/>
               <w:bottom w:w="85" w:type="dxa"/>
-              <w:left w:w="85" w:type="dxa"/>
               <w:right w:w="85" w:type="dxa"/>
             </w:tcMar>
           </w:tcPr>
@@ -562,15 +562,15 @@
             <w:tcW w:type="dxa" w:w="2436"/>
             <w:tcBorders>
               <w:top w:val="single" w:sz="4" w:color="D9D9D9"/>
+              <w:left w:val="single" w:sz="4" w:color="D9D9D9"/>
               <w:bottom w:val="single" w:sz="4" w:color="D9D9D9"/>
-              <w:left w:val="single" w:sz="4" w:color="D9D9D9"/>
               <w:right w:val="single" w:sz="4" w:color="D9D9D9"/>
             </w:tcBorders>
             <w:shd w:fill="FFFFFF"/>
             <w:tcMar>
               <w:top w:w="85" w:type="dxa"/>
+              <w:left w:w="85" w:type="dxa"/>
               <w:bottom w:w="85" w:type="dxa"/>
-              <w:left w:w="85" w:type="dxa"/>
               <w:right w:w="85" w:type="dxa"/>
             </w:tcMar>
           </w:tcPr>
@@ -595,15 +595,15 @@
             <w:tcW w:type="dxa" w:w="5279"/>
             <w:tcBorders>
               <w:top w:val="single" w:sz="4" w:color="D9D9D9"/>
+              <w:left w:val="single" w:sz="4" w:color="D9D9D9"/>
               <w:bottom w:val="single" w:sz="4" w:color="D9D9D9"/>
-              <w:left w:val="single" w:sz="4" w:color="D9D9D9"/>
               <w:right w:val="single" w:sz="4" w:color="D9D9D9"/>
             </w:tcBorders>
             <w:shd w:fill="F1F5F7"/>
             <w:tcMar>
               <w:top w:w="85" w:type="dxa"/>
+              <w:left w:w="85" w:type="dxa"/>
               <w:bottom w:w="85" w:type="dxa"/>
-              <w:left w:w="85" w:type="dxa"/>
               <w:right w:w="85" w:type="dxa"/>
             </w:tcMar>
           </w:tcPr>
@@ -626,15 +626,15 @@
             <w:tcW w:type="dxa" w:w="2436"/>
             <w:tcBorders>
               <w:top w:val="single" w:sz="4" w:color="D9D9D9"/>
+              <w:left w:val="single" w:sz="4" w:color="D9D9D9"/>
               <w:bottom w:val="single" w:sz="4" w:color="D9D9D9"/>
-              <w:left w:val="single" w:sz="4" w:color="D9D9D9"/>
               <w:right w:val="single" w:sz="4" w:color="D9D9D9"/>
             </w:tcBorders>
             <w:shd w:fill="F1F5F7"/>
             <w:tcMar>
               <w:top w:w="85" w:type="dxa"/>
+              <w:left w:w="85" w:type="dxa"/>
               <w:bottom w:w="85" w:type="dxa"/>
-              <w:left w:w="85" w:type="dxa"/>
               <w:right w:w="85" w:type="dxa"/>
             </w:tcMar>
           </w:tcPr>
@@ -657,15 +657,15 @@
             <w:tcW w:type="dxa" w:w="2436"/>
             <w:tcBorders>
               <w:top w:val="single" w:sz="4" w:color="D9D9D9"/>
+              <w:left w:val="single" w:sz="4" w:color="D9D9D9"/>
               <w:bottom w:val="single" w:sz="4" w:color="D9D9D9"/>
-              <w:left w:val="single" w:sz="4" w:color="D9D9D9"/>
               <w:right w:val="single" w:sz="4" w:color="D9D9D9"/>
             </w:tcBorders>
             <w:shd w:fill="F1F5F7"/>
             <w:tcMar>
               <w:top w:w="85" w:type="dxa"/>
+              <w:left w:w="85" w:type="dxa"/>
               <w:bottom w:w="85" w:type="dxa"/>
-              <w:left w:w="85" w:type="dxa"/>
               <w:right w:w="85" w:type="dxa"/>
             </w:tcMar>
           </w:tcPr>
@@ -690,15 +690,15 @@
             <w:tcW w:type="dxa" w:w="5279"/>
             <w:tcBorders>
               <w:top w:val="single" w:sz="4" w:color="D9D9D9"/>
+              <w:left w:val="single" w:sz="4" w:color="D9D9D9"/>
               <w:bottom w:val="single" w:sz="4" w:color="D9D9D9"/>
-              <w:left w:val="single" w:sz="4" w:color="D9D9D9"/>
               <w:right w:val="single" w:sz="4" w:color="D9D9D9"/>
             </w:tcBorders>
             <w:shd w:fill="FFFFFF"/>
             <w:tcMar>
               <w:top w:w="85" w:type="dxa"/>
+              <w:left w:w="85" w:type="dxa"/>
               <w:bottom w:w="85" w:type="dxa"/>
-              <w:left w:w="85" w:type="dxa"/>
               <w:right w:w="85" w:type="dxa"/>
             </w:tcMar>
           </w:tcPr>
@@ -721,15 +721,15 @@
             <w:tcW w:type="dxa" w:w="2436"/>
             <w:tcBorders>
               <w:top w:val="single" w:sz="4" w:color="D9D9D9"/>
+              <w:left w:val="single" w:sz="4" w:color="D9D9D9"/>
               <w:bottom w:val="single" w:sz="4" w:color="D9D9D9"/>
-              <w:left w:val="single" w:sz="4" w:color="D9D9D9"/>
               <w:right w:val="single" w:sz="4" w:color="D9D9D9"/>
             </w:tcBorders>
             <w:shd w:fill="FFFFFF"/>
             <w:tcMar>
               <w:top w:w="85" w:type="dxa"/>
+              <w:left w:w="85" w:type="dxa"/>
               <w:bottom w:w="85" w:type="dxa"/>
-              <w:left w:w="85" w:type="dxa"/>
               <w:right w:w="85" w:type="dxa"/>
             </w:tcMar>
           </w:tcPr>
@@ -752,15 +752,15 @@
             <w:tcW w:type="dxa" w:w="2436"/>
             <w:tcBorders>
               <w:top w:val="single" w:sz="4" w:color="D9D9D9"/>
+              <w:left w:val="single" w:sz="4" w:color="D9D9D9"/>
               <w:bottom w:val="single" w:sz="4" w:color="D9D9D9"/>
-              <w:left w:val="single" w:sz="4" w:color="D9D9D9"/>
               <w:right w:val="single" w:sz="4" w:color="D9D9D9"/>
             </w:tcBorders>
             <w:shd w:fill="FFFFFF"/>
             <w:tcMar>
               <w:top w:w="85" w:type="dxa"/>
+              <w:left w:w="85" w:type="dxa"/>
               <w:bottom w:w="85" w:type="dxa"/>
-              <w:left w:w="85" w:type="dxa"/>
               <w:right w:w="85" w:type="dxa"/>
             </w:tcMar>
           </w:tcPr>
@@ -785,15 +785,15 @@
             <w:tcW w:type="dxa" w:w="5279"/>
             <w:tcBorders>
               <w:top w:val="single" w:sz="4" w:color="D9D9D9"/>
+              <w:left w:val="single" w:sz="4" w:color="D9D9D9"/>
               <w:bottom w:val="single" w:sz="4" w:color="D9D9D9"/>
-              <w:left w:val="single" w:sz="4" w:color="D9D9D9"/>
               <w:right w:val="single" w:sz="4" w:color="D9D9D9"/>
             </w:tcBorders>
             <w:shd w:fill="F1F5F7"/>
             <w:tcMar>
               <w:top w:w="85" w:type="dxa"/>
+              <w:left w:w="85" w:type="dxa"/>
               <w:bottom w:w="85" w:type="dxa"/>
-              <w:left w:w="85" w:type="dxa"/>
               <w:right w:w="85" w:type="dxa"/>
             </w:tcMar>
           </w:tcPr>
@@ -816,15 +816,15 @@
             <w:tcW w:type="dxa" w:w="2436"/>
             <w:tcBorders>
               <w:top w:val="single" w:sz="4" w:color="D9D9D9"/>
+              <w:left w:val="single" w:sz="4" w:color="D9D9D9"/>
               <w:bottom w:val="single" w:sz="4" w:color="D9D9D9"/>
-              <w:left w:val="single" w:sz="4" w:color="D9D9D9"/>
               <w:right w:val="single" w:sz="4" w:color="D9D9D9"/>
             </w:tcBorders>
             <w:shd w:fill="F1F5F7"/>
             <w:tcMar>
               <w:top w:w="85" w:type="dxa"/>
+              <w:left w:w="85" w:type="dxa"/>
               <w:bottom w:w="85" w:type="dxa"/>
-              <w:left w:w="85" w:type="dxa"/>
               <w:right w:w="85" w:type="dxa"/>
             </w:tcMar>
           </w:tcPr>
@@ -847,15 +847,15 @@
             <w:tcW w:type="dxa" w:w="2436"/>
             <w:tcBorders>
               <w:top w:val="single" w:sz="4" w:color="D9D9D9"/>
+              <w:left w:val="single" w:sz="4" w:color="D9D9D9"/>
               <w:bottom w:val="single" w:sz="4" w:color="D9D9D9"/>
-              <w:left w:val="single" w:sz="4" w:color="D9D9D9"/>
               <w:right w:val="single" w:sz="4" w:color="D9D9D9"/>
             </w:tcBorders>
             <w:shd w:fill="F1F5F7"/>
             <w:tcMar>
               <w:top w:w="85" w:type="dxa"/>
+              <w:left w:w="85" w:type="dxa"/>
               <w:bottom w:w="85" w:type="dxa"/>
-              <w:left w:w="85" w:type="dxa"/>
               <w:right w:w="85" w:type="dxa"/>
             </w:tcMar>
           </w:tcPr>
@@ -880,15 +880,15 @@
             <w:tcW w:type="dxa" w:w="5279"/>
             <w:tcBorders>
               <w:top w:val="single" w:sz="4" w:color="D9D9D9"/>
+              <w:left w:val="single" w:sz="4" w:color="D9D9D9"/>
               <w:bottom w:val="single" w:sz="4" w:color="D9D9D9"/>
-              <w:left w:val="single" w:sz="4" w:color="D9D9D9"/>
               <w:right w:val="single" w:sz="4" w:color="D9D9D9"/>
             </w:tcBorders>
             <w:shd w:fill="FFFFFF"/>
             <w:tcMar>
               <w:top w:w="85" w:type="dxa"/>
+              <w:left w:w="85" w:type="dxa"/>
               <w:bottom w:w="85" w:type="dxa"/>
-              <w:left w:w="85" w:type="dxa"/>
               <w:right w:w="85" w:type="dxa"/>
             </w:tcMar>
           </w:tcPr>
@@ -911,15 +911,15 @@
             <w:tcW w:type="dxa" w:w="2436"/>
             <w:tcBorders>
               <w:top w:val="single" w:sz="4" w:color="D9D9D9"/>
+              <w:left w:val="single" w:sz="4" w:color="D9D9D9"/>
               <w:bottom w:val="single" w:sz="4" w:color="D9D9D9"/>
-              <w:left w:val="single" w:sz="4" w:color="D9D9D9"/>
               <w:right w:val="single" w:sz="4" w:color="D9D9D9"/>
             </w:tcBorders>
             <w:shd w:fill="FFFFFF"/>
             <w:tcMar>
               <w:top w:w="85" w:type="dxa"/>
+              <w:left w:w="85" w:type="dxa"/>
               <w:bottom w:w="85" w:type="dxa"/>
-              <w:left w:w="85" w:type="dxa"/>
               <w:right w:w="85" w:type="dxa"/>
             </w:tcMar>
           </w:tcPr>
@@ -942,15 +942,15 @@
             <w:tcW w:type="dxa" w:w="2436"/>
             <w:tcBorders>
               <w:top w:val="single" w:sz="4" w:color="D9D9D9"/>
+              <w:left w:val="single" w:sz="4" w:color="D9D9D9"/>
               <w:bottom w:val="single" w:sz="4" w:color="D9D9D9"/>
-              <w:left w:val="single" w:sz="4" w:color="D9D9D9"/>
               <w:right w:val="single" w:sz="4" w:color="D9D9D9"/>
             </w:tcBorders>
             <w:shd w:fill="FFFFFF"/>
             <w:tcMar>
               <w:top w:w="85" w:type="dxa"/>
+              <w:left w:w="85" w:type="dxa"/>
               <w:bottom w:w="85" w:type="dxa"/>
-              <w:left w:w="85" w:type="dxa"/>
               <w:right w:w="85" w:type="dxa"/>
             </w:tcMar>
           </w:tcPr>
@@ -997,15 +997,15 @@
             <w:tcW w:type="dxa" w:w="5279"/>
             <w:tcBorders>
               <w:top w:val="single" w:sz="4" w:color="D9D9D9"/>
+              <w:left w:val="single" w:sz="4" w:color="D9D9D9"/>
               <w:bottom w:val="single" w:sz="4" w:color="D9D9D9"/>
-              <w:left w:val="single" w:sz="4" w:color="D9D9D9"/>
               <w:right w:val="single" w:sz="4" w:color="D9D9D9"/>
             </w:tcBorders>
             <w:shd w:fill="142D40"/>
             <w:tcMar>
               <w:top w:w="85" w:type="dxa"/>
+              <w:left w:w="85" w:type="dxa"/>
               <w:bottom w:w="85" w:type="dxa"/>
-              <w:left w:w="85" w:type="dxa"/>
               <w:right w:w="85" w:type="dxa"/>
             </w:tcMar>
           </w:tcPr>
@@ -1028,15 +1028,15 @@
             <w:tcW w:type="dxa" w:w="2436"/>
             <w:tcBorders>
               <w:top w:val="single" w:sz="4" w:color="D9D9D9"/>
+              <w:left w:val="single" w:sz="4" w:color="D9D9D9"/>
               <w:bottom w:val="single" w:sz="4" w:color="D9D9D9"/>
-              <w:left w:val="single" w:sz="4" w:color="D9D9D9"/>
               <w:right w:val="single" w:sz="4" w:color="D9D9D9"/>
             </w:tcBorders>
             <w:shd w:fill="142D40"/>
             <w:tcMar>
               <w:top w:w="85" w:type="dxa"/>
+              <w:left w:w="85" w:type="dxa"/>
               <w:bottom w:w="85" w:type="dxa"/>
-              <w:left w:w="85" w:type="dxa"/>
               <w:right w:w="85" w:type="dxa"/>
             </w:tcMar>
           </w:tcPr>
@@ -1059,15 +1059,15 @@
             <w:tcW w:type="dxa" w:w="2436"/>
             <w:tcBorders>
               <w:top w:val="single" w:sz="4" w:color="D9D9D9"/>
+              <w:left w:val="single" w:sz="4" w:color="D9D9D9"/>
               <w:bottom w:val="single" w:sz="4" w:color="D9D9D9"/>
-              <w:left w:val="single" w:sz="4" w:color="D9D9D9"/>
               <w:right w:val="single" w:sz="4" w:color="D9D9D9"/>
             </w:tcBorders>
             <w:shd w:fill="142D40"/>
             <w:tcMar>
               <w:top w:w="85" w:type="dxa"/>
+              <w:left w:w="85" w:type="dxa"/>
               <w:bottom w:w="85" w:type="dxa"/>
-              <w:left w:w="85" w:type="dxa"/>
               <w:right w:w="85" w:type="dxa"/>
             </w:tcMar>
           </w:tcPr>
@@ -1092,15 +1092,15 @@
             <w:tcW w:type="dxa" w:w="5279"/>
             <w:tcBorders>
               <w:top w:val="single" w:sz="4" w:color="D9D9D9"/>
+              <w:left w:val="single" w:sz="4" w:color="D9D9D9"/>
               <w:bottom w:val="single" w:sz="4" w:color="D9D9D9"/>
-              <w:left w:val="single" w:sz="4" w:color="D9D9D9"/>
               <w:right w:val="single" w:sz="4" w:color="D9D9D9"/>
             </w:tcBorders>
             <w:shd w:fill="FFFFFF"/>
             <w:tcMar>
               <w:top w:w="85" w:type="dxa"/>
+              <w:left w:w="85" w:type="dxa"/>
               <w:bottom w:w="85" w:type="dxa"/>
-              <w:left w:w="85" w:type="dxa"/>
               <w:right w:w="85" w:type="dxa"/>
             </w:tcMar>
           </w:tcPr>
@@ -1123,15 +1123,15 @@
             <w:tcW w:type="dxa" w:w="2436"/>
             <w:tcBorders>
               <w:top w:val="single" w:sz="4" w:color="D9D9D9"/>
+              <w:left w:val="single" w:sz="4" w:color="D9D9D9"/>
               <w:bottom w:val="single" w:sz="4" w:color="D9D9D9"/>
-              <w:left w:val="single" w:sz="4" w:color="D9D9D9"/>
               <w:right w:val="single" w:sz="4" w:color="D9D9D9"/>
             </w:tcBorders>
             <w:shd w:fill="FFFFFF"/>
             <w:tcMar>
               <w:top w:w="85" w:type="dxa"/>
+              <w:left w:w="85" w:type="dxa"/>
               <w:bottom w:w="85" w:type="dxa"/>
-              <w:left w:w="85" w:type="dxa"/>
               <w:right w:w="85" w:type="dxa"/>
             </w:tcMar>
           </w:tcPr>
@@ -1153,15 +1153,15 @@
             <w:tcW w:type="dxa" w:w="2436"/>
             <w:tcBorders>
               <w:top w:val="single" w:sz="4" w:color="D9D9D9"/>
+              <w:left w:val="single" w:sz="4" w:color="D9D9D9"/>
               <w:bottom w:val="single" w:sz="4" w:color="D9D9D9"/>
-              <w:left w:val="single" w:sz="4" w:color="D9D9D9"/>
               <w:right w:val="single" w:sz="4" w:color="D9D9D9"/>
             </w:tcBorders>
             <w:shd w:fill="FFFFFF"/>
             <w:tcMar>
               <w:top w:w="85" w:type="dxa"/>
+              <w:left w:w="85" w:type="dxa"/>
               <w:bottom w:w="85" w:type="dxa"/>
-              <w:left w:w="85" w:type="dxa"/>
               <w:right w:w="85" w:type="dxa"/>
             </w:tcMar>
           </w:tcPr>
@@ -1185,15 +1185,15 @@
             <w:tcW w:type="dxa" w:w="5279"/>
             <w:tcBorders>
               <w:top w:val="single" w:sz="4" w:color="D9D9D9"/>
+              <w:left w:val="single" w:sz="4" w:color="D9D9D9"/>
               <w:bottom w:val="single" w:sz="4" w:color="D9D9D9"/>
-              <w:left w:val="single" w:sz="4" w:color="D9D9D9"/>
               <w:right w:val="single" w:sz="4" w:color="D9D9D9"/>
             </w:tcBorders>
             <w:shd w:fill="F1F5F7"/>
             <w:tcMar>
               <w:top w:w="85" w:type="dxa"/>
+              <w:left w:w="85" w:type="dxa"/>
               <w:bottom w:w="85" w:type="dxa"/>
-              <w:left w:w="85" w:type="dxa"/>
               <w:right w:w="85" w:type="dxa"/>
             </w:tcMar>
           </w:tcPr>
@@ -1216,15 +1216,15 @@
             <w:tcW w:type="dxa" w:w="2436"/>
             <w:tcBorders>
               <w:top w:val="single" w:sz="4" w:color="D9D9D9"/>
+              <w:left w:val="single" w:sz="4" w:color="D9D9D9"/>
               <w:bottom w:val="single" w:sz="4" w:color="D9D9D9"/>
-              <w:left w:val="single" w:sz="4" w:color="D9D9D9"/>
               <w:right w:val="single" w:sz="4" w:color="D9D9D9"/>
             </w:tcBorders>
             <w:shd w:fill="F1F5F7"/>
             <w:tcMar>
               <w:top w:w="85" w:type="dxa"/>
+              <w:left w:w="85" w:type="dxa"/>
               <w:bottom w:w="85" w:type="dxa"/>
-              <w:left w:w="85" w:type="dxa"/>
               <w:right w:w="85" w:type="dxa"/>
             </w:tcMar>
           </w:tcPr>
@@ -1246,15 +1246,15 @@
             <w:tcW w:type="dxa" w:w="2436"/>
             <w:tcBorders>
               <w:top w:val="single" w:sz="4" w:color="D9D9D9"/>
+              <w:left w:val="single" w:sz="4" w:color="D9D9D9"/>
               <w:bottom w:val="single" w:sz="4" w:color="D9D9D9"/>
-              <w:left w:val="single" w:sz="4" w:color="D9D9D9"/>
               <w:right w:val="single" w:sz="4" w:color="D9D9D9"/>
             </w:tcBorders>
             <w:shd w:fill="F1F5F7"/>
             <w:tcMar>
               <w:top w:w="85" w:type="dxa"/>
+              <w:left w:w="85" w:type="dxa"/>
               <w:bottom w:w="85" w:type="dxa"/>
-              <w:left w:w="85" w:type="dxa"/>
               <w:right w:w="85" w:type="dxa"/>
             </w:tcMar>
           </w:tcPr>
@@ -1278,15 +1278,15 @@
             <w:tcW w:type="dxa" w:w="5279"/>
             <w:tcBorders>
               <w:top w:val="single" w:sz="4" w:color="D9D9D9"/>
+              <w:left w:val="single" w:sz="4" w:color="D9D9D9"/>
               <w:bottom w:val="single" w:sz="4" w:color="D9D9D9"/>
-              <w:left w:val="single" w:sz="4" w:color="D9D9D9"/>
               <w:right w:val="single" w:sz="4" w:color="D9D9D9"/>
             </w:tcBorders>
             <w:shd w:fill="FFFFFF"/>
             <w:tcMar>
               <w:top w:w="85" w:type="dxa"/>
+              <w:left w:w="85" w:type="dxa"/>
               <w:bottom w:w="85" w:type="dxa"/>
-              <w:left w:w="85" w:type="dxa"/>
               <w:right w:w="85" w:type="dxa"/>
             </w:tcMar>
           </w:tcPr>
@@ -1309,15 +1309,15 @@
             <w:tcW w:type="dxa" w:w="2436"/>
             <w:tcBorders>
               <w:top w:val="single" w:sz="4" w:color="D9D9D9"/>
+              <w:left w:val="single" w:sz="4" w:color="D9D9D9"/>
               <w:bottom w:val="single" w:sz="4" w:color="D9D9D9"/>
-              <w:left w:val="single" w:sz="4" w:color="D9D9D9"/>
               <w:right w:val="single" w:sz="4" w:color="D9D9D9"/>
             </w:tcBorders>
             <w:shd w:fill="FFFFFF"/>
             <w:tcMar>
               <w:top w:w="85" w:type="dxa"/>
+              <w:left w:w="85" w:type="dxa"/>
               <w:bottom w:w="85" w:type="dxa"/>
-              <w:left w:w="85" w:type="dxa"/>
               <w:right w:w="85" w:type="dxa"/>
             </w:tcMar>
           </w:tcPr>
@@ -1339,15 +1339,15 @@
             <w:tcW w:type="dxa" w:w="2436"/>
             <w:tcBorders>
               <w:top w:val="single" w:sz="4" w:color="D9D9D9"/>
+              <w:left w:val="single" w:sz="4" w:color="D9D9D9"/>
               <w:bottom w:val="single" w:sz="4" w:color="D9D9D9"/>
-              <w:left w:val="single" w:sz="4" w:color="D9D9D9"/>
               <w:right w:val="single" w:sz="4" w:color="D9D9D9"/>
             </w:tcBorders>
             <w:shd w:fill="FFFFFF"/>
             <w:tcMar>
               <w:top w:w="85" w:type="dxa"/>
+              <w:left w:w="85" w:type="dxa"/>
               <w:bottom w:w="85" w:type="dxa"/>
-              <w:left w:w="85" w:type="dxa"/>
               <w:right w:w="85" w:type="dxa"/>
             </w:tcMar>
           </w:tcPr>
@@ -1371,15 +1371,15 @@
             <w:tcW w:type="dxa" w:w="5279"/>
             <w:tcBorders>
               <w:top w:val="single" w:sz="4" w:color="D9D9D9"/>
+              <w:left w:val="single" w:sz="4" w:color="D9D9D9"/>
               <w:bottom w:val="single" w:sz="4" w:color="D9D9D9"/>
-              <w:left w:val="single" w:sz="4" w:color="D9D9D9"/>
               <w:right w:val="single" w:sz="4" w:color="D9D9D9"/>
             </w:tcBorders>
             <w:shd w:fill="F1F5F7"/>
             <w:tcMar>
               <w:top w:w="85" w:type="dxa"/>
+              <w:left w:w="85" w:type="dxa"/>
               <w:bottom w:w="85" w:type="dxa"/>
-              <w:left w:w="85" w:type="dxa"/>
               <w:right w:w="85" w:type="dxa"/>
             </w:tcMar>
           </w:tcPr>
@@ -1402,15 +1402,15 @@
             <w:tcW w:type="dxa" w:w="2436"/>
             <w:tcBorders>
               <w:top w:val="single" w:sz="4" w:color="D9D9D9"/>
+              <w:left w:val="single" w:sz="4" w:color="D9D9D9"/>
               <w:bottom w:val="single" w:sz="4" w:color="D9D9D9"/>
-              <w:left w:val="single" w:sz="4" w:color="D9D9D9"/>
               <w:right w:val="single" w:sz="4" w:color="D9D9D9"/>
             </w:tcBorders>
             <w:shd w:fill="F1F5F7"/>
             <w:tcMar>
               <w:top w:w="85" w:type="dxa"/>
+              <w:left w:w="85" w:type="dxa"/>
               <w:bottom w:w="85" w:type="dxa"/>
-              <w:left w:w="85" w:type="dxa"/>
               <w:right w:w="85" w:type="dxa"/>
             </w:tcMar>
           </w:tcPr>
@@ -1432,15 +1432,15 @@
             <w:tcW w:type="dxa" w:w="2436"/>
             <w:tcBorders>
               <w:top w:val="single" w:sz="4" w:color="D9D9D9"/>
+              <w:left w:val="single" w:sz="4" w:color="D9D9D9"/>
               <w:bottom w:val="single" w:sz="4" w:color="D9D9D9"/>
-              <w:left w:val="single" w:sz="4" w:color="D9D9D9"/>
               <w:right w:val="single" w:sz="4" w:color="D9D9D9"/>
             </w:tcBorders>
             <w:shd w:fill="F1F5F7"/>
             <w:tcMar>
               <w:top w:w="85" w:type="dxa"/>
+              <w:left w:w="85" w:type="dxa"/>
               <w:bottom w:w="85" w:type="dxa"/>
-              <w:left w:w="85" w:type="dxa"/>
               <w:right w:w="85" w:type="dxa"/>
             </w:tcMar>
           </w:tcPr>
@@ -1799,15 +1799,15 @@
             <w:tcW w:type="dxa" w:w="5279"/>
             <w:tcBorders>
               <w:top w:val="single" w:sz="4" w:color="D9D9D9"/>
+              <w:left w:val="single" w:sz="4" w:color="D9D9D9"/>
               <w:bottom w:val="single" w:sz="4" w:color="D9D9D9"/>
-              <w:left w:val="single" w:sz="4" w:color="D9D9D9"/>
               <w:right w:val="single" w:sz="4" w:color="D9D9D9"/>
             </w:tcBorders>
             <w:shd w:fill="142D40"/>
             <w:tcMar>
               <w:top w:w="85" w:type="dxa"/>
+              <w:left w:w="85" w:type="dxa"/>
               <w:bottom w:w="85" w:type="dxa"/>
-              <w:left w:w="85" w:type="dxa"/>
               <w:right w:w="85" w:type="dxa"/>
             </w:tcMar>
           </w:tcPr>
@@ -1830,15 +1830,15 @@
             <w:tcW w:type="dxa" w:w="2436"/>
             <w:tcBorders>
               <w:top w:val="single" w:sz="4" w:color="D9D9D9"/>
+              <w:left w:val="single" w:sz="4" w:color="D9D9D9"/>
               <w:bottom w:val="single" w:sz="4" w:color="D9D9D9"/>
-              <w:left w:val="single" w:sz="4" w:color="D9D9D9"/>
               <w:right w:val="single" w:sz="4" w:color="D9D9D9"/>
             </w:tcBorders>
             <w:shd w:fill="142D40"/>
             <w:tcMar>
               <w:top w:w="85" w:type="dxa"/>
+              <w:left w:w="85" w:type="dxa"/>
               <w:bottom w:w="85" w:type="dxa"/>
-              <w:left w:w="85" w:type="dxa"/>
               <w:right w:w="85" w:type="dxa"/>
             </w:tcMar>
           </w:tcPr>
@@ -1861,15 +1861,15 @@
             <w:tcW w:type="dxa" w:w="2436"/>
             <w:tcBorders>
               <w:top w:val="single" w:sz="4" w:color="D9D9D9"/>
+              <w:left w:val="single" w:sz="4" w:color="D9D9D9"/>
               <w:bottom w:val="single" w:sz="4" w:color="D9D9D9"/>
-              <w:left w:val="single" w:sz="4" w:color="D9D9D9"/>
               <w:right w:val="single" w:sz="4" w:color="D9D9D9"/>
             </w:tcBorders>
             <w:shd w:fill="142D40"/>
             <w:tcMar>
               <w:top w:w="85" w:type="dxa"/>
+              <w:left w:w="85" w:type="dxa"/>
               <w:bottom w:w="85" w:type="dxa"/>
-              <w:left w:w="85" w:type="dxa"/>
               <w:right w:w="85" w:type="dxa"/>
             </w:tcMar>
           </w:tcPr>
@@ -1894,15 +1894,15 @@
             <w:tcW w:type="dxa" w:w="5279"/>
             <w:tcBorders>
               <w:top w:val="single" w:sz="4" w:color="D9D9D9"/>
+              <w:left w:val="single" w:sz="4" w:color="D9D9D9"/>
               <w:bottom w:val="single" w:sz="4" w:color="D9D9D9"/>
-              <w:left w:val="single" w:sz="4" w:color="D9D9D9"/>
               <w:right w:val="single" w:sz="4" w:color="D9D9D9"/>
             </w:tcBorders>
             <w:shd w:fill="FFFFFF"/>
             <w:tcMar>
               <w:top w:w="85" w:type="dxa"/>
+              <w:left w:w="85" w:type="dxa"/>
               <w:bottom w:w="85" w:type="dxa"/>
-              <w:left w:w="85" w:type="dxa"/>
               <w:right w:w="85" w:type="dxa"/>
             </w:tcMar>
           </w:tcPr>
@@ -1925,15 +1925,15 @@
             <w:tcW w:type="dxa" w:w="2436"/>
             <w:tcBorders>
               <w:top w:val="single" w:sz="4" w:color="D9D9D9"/>
+              <w:left w:val="single" w:sz="4" w:color="D9D9D9"/>
               <w:bottom w:val="single" w:sz="4" w:color="D9D9D9"/>
-              <w:left w:val="single" w:sz="4" w:color="D9D9D9"/>
               <w:right w:val="single" w:sz="4" w:color="D9D9D9"/>
             </w:tcBorders>
             <w:shd w:fill="FFFFFF"/>
             <w:tcMar>
               <w:top w:w="85" w:type="dxa"/>
+              <w:left w:w="85" w:type="dxa"/>
               <w:bottom w:w="85" w:type="dxa"/>
-              <w:left w:w="85" w:type="dxa"/>
               <w:right w:w="85" w:type="dxa"/>
             </w:tcMar>
           </w:tcPr>
@@ -1955,15 +1955,15 @@
             <w:tcW w:type="dxa" w:w="2436"/>
             <w:tcBorders>
               <w:top w:val="single" w:sz="4" w:color="D9D9D9"/>
+              <w:left w:val="single" w:sz="4" w:color="D9D9D9"/>
               <w:bottom w:val="single" w:sz="4" w:color="D9D9D9"/>
-              <w:left w:val="single" w:sz="4" w:color="D9D9D9"/>
               <w:right w:val="single" w:sz="4" w:color="D9D9D9"/>
             </w:tcBorders>
             <w:shd w:fill="FFFFFF"/>
             <w:tcMar>
               <w:top w:w="85" w:type="dxa"/>
+              <w:left w:w="85" w:type="dxa"/>
               <w:bottom w:w="85" w:type="dxa"/>
-              <w:left w:w="85" w:type="dxa"/>
               <w:right w:w="85" w:type="dxa"/>
             </w:tcMar>
           </w:tcPr>
@@ -1987,15 +1987,15 @@
             <w:tcW w:type="dxa" w:w="5279"/>
             <w:tcBorders>
               <w:top w:val="single" w:sz="4" w:color="D9D9D9"/>
+              <w:left w:val="single" w:sz="4" w:color="D9D9D9"/>
               <w:bottom w:val="single" w:sz="4" w:color="D9D9D9"/>
-              <w:left w:val="single" w:sz="4" w:color="D9D9D9"/>
               <w:right w:val="single" w:sz="4" w:color="D9D9D9"/>
             </w:tcBorders>
             <w:shd w:fill="F1F5F7"/>
             <w:tcMar>
               <w:top w:w="85" w:type="dxa"/>
+              <w:left w:w="85" w:type="dxa"/>
               <w:bottom w:w="85" w:type="dxa"/>
-              <w:left w:w="85" w:type="dxa"/>
               <w:right w:w="85" w:type="dxa"/>
             </w:tcMar>
           </w:tcPr>
@@ -2018,15 +2018,15 @@
             <w:tcW w:type="dxa" w:w="2436"/>
             <w:tcBorders>
               <w:top w:val="single" w:sz="4" w:color="D9D9D9"/>
+              <w:left w:val="single" w:sz="4" w:color="D9D9D9"/>
               <w:bottom w:val="single" w:sz="4" w:color="D9D9D9"/>
-              <w:left w:val="single" w:sz="4" w:color="D9D9D9"/>
               <w:right w:val="single" w:sz="4" w:color="D9D9D9"/>
             </w:tcBorders>
             <w:shd w:fill="F1F5F7"/>
             <w:tcMar>
               <w:top w:w="85" w:type="dxa"/>
+              <w:left w:w="85" w:type="dxa"/>
               <w:bottom w:w="85" w:type="dxa"/>
-              <w:left w:w="85" w:type="dxa"/>
               <w:right w:w="85" w:type="dxa"/>
             </w:tcMar>
           </w:tcPr>
@@ -2048,15 +2048,15 @@
             <w:tcW w:type="dxa" w:w="2436"/>
             <w:tcBorders>
               <w:top w:val="single" w:sz="4" w:color="D9D9D9"/>
+              <w:left w:val="single" w:sz="4" w:color="D9D9D9"/>
               <w:bottom w:val="single" w:sz="4" w:color="D9D9D9"/>
-              <w:left w:val="single" w:sz="4" w:color="D9D9D9"/>
               <w:right w:val="single" w:sz="4" w:color="D9D9D9"/>
             </w:tcBorders>
             <w:shd w:fill="F1F5F7"/>
             <w:tcMar>
               <w:top w:w="85" w:type="dxa"/>
+              <w:left w:w="85" w:type="dxa"/>
               <w:bottom w:w="85" w:type="dxa"/>
-              <w:left w:w="85" w:type="dxa"/>
               <w:right w:w="85" w:type="dxa"/>
             </w:tcMar>
           </w:tcPr>
@@ -2080,15 +2080,15 @@
             <w:tcW w:type="dxa" w:w="5279"/>
             <w:tcBorders>
               <w:top w:val="single" w:sz="4" w:color="D9D9D9"/>
+              <w:left w:val="single" w:sz="4" w:color="D9D9D9"/>
               <w:bottom w:val="single" w:sz="4" w:color="D9D9D9"/>
-              <w:left w:val="single" w:sz="4" w:color="D9D9D9"/>
               <w:right w:val="single" w:sz="4" w:color="D9D9D9"/>
             </w:tcBorders>
             <w:shd w:fill="FFFFFF"/>
             <w:tcMar>
               <w:top w:w="85" w:type="dxa"/>
+              <w:left w:w="85" w:type="dxa"/>
               <w:bottom w:w="85" w:type="dxa"/>
-              <w:left w:w="85" w:type="dxa"/>
               <w:right w:w="85" w:type="dxa"/>
             </w:tcMar>
           </w:tcPr>
@@ -2111,15 +2111,15 @@
             <w:tcW w:type="dxa" w:w="2436"/>
             <w:tcBorders>
               <w:top w:val="single" w:sz="4" w:color="D9D9D9"/>
+              <w:left w:val="single" w:sz="4" w:color="D9D9D9"/>
               <w:bottom w:val="single" w:sz="4" w:color="D9D9D9"/>
-              <w:left w:val="single" w:sz="4" w:color="D9D9D9"/>
               <w:right w:val="single" w:sz="4" w:color="D9D9D9"/>
             </w:tcBorders>
             <w:shd w:fill="FFFFFF"/>
             <w:tcMar>
               <w:top w:w="85" w:type="dxa"/>
+              <w:left w:w="85" w:type="dxa"/>
               <w:bottom w:w="85" w:type="dxa"/>
-              <w:left w:w="85" w:type="dxa"/>
               <w:right w:w="85" w:type="dxa"/>
             </w:tcMar>
           </w:tcPr>
@@ -2141,15 +2141,15 @@
             <w:tcW w:type="dxa" w:w="2436"/>
             <w:tcBorders>
               <w:top w:val="single" w:sz="4" w:color="D9D9D9"/>
+              <w:left w:val="single" w:sz="4" w:color="D9D9D9"/>
               <w:bottom w:val="single" w:sz="4" w:color="D9D9D9"/>
-              <w:left w:val="single" w:sz="4" w:color="D9D9D9"/>
               <w:right w:val="single" w:sz="4" w:color="D9D9D9"/>
             </w:tcBorders>
             <w:shd w:fill="FFFFFF"/>
             <w:tcMar>
               <w:top w:w="85" w:type="dxa"/>
+              <w:left w:w="85" w:type="dxa"/>
               <w:bottom w:w="85" w:type="dxa"/>
-              <w:left w:w="85" w:type="dxa"/>
               <w:right w:w="85" w:type="dxa"/>
             </w:tcMar>
           </w:tcPr>
@@ -2173,15 +2173,15 @@
             <w:tcW w:type="dxa" w:w="5279"/>
             <w:tcBorders>
               <w:top w:val="single" w:sz="4" w:color="D9D9D9"/>
+              <w:left w:val="single" w:sz="4" w:color="D9D9D9"/>
               <w:bottom w:val="single" w:sz="4" w:color="D9D9D9"/>
-              <w:left w:val="single" w:sz="4" w:color="D9D9D9"/>
               <w:right w:val="single" w:sz="4" w:color="D9D9D9"/>
             </w:tcBorders>
             <w:shd w:fill="F1F5F7"/>
             <w:tcMar>
               <w:top w:w="85" w:type="dxa"/>
+              <w:left w:w="85" w:type="dxa"/>
               <w:bottom w:w="85" w:type="dxa"/>
-              <w:left w:w="85" w:type="dxa"/>
               <w:right w:w="85" w:type="dxa"/>
             </w:tcMar>
           </w:tcPr>
@@ -2204,15 +2204,15 @@
             <w:tcW w:type="dxa" w:w="2436"/>
             <w:tcBorders>
               <w:top w:val="single" w:sz="4" w:color="D9D9D9"/>
+              <w:left w:val="single" w:sz="4" w:color="D9D9D9"/>
               <w:bottom w:val="single" w:sz="4" w:color="D9D9D9"/>
-              <w:left w:val="single" w:sz="4" w:color="D9D9D9"/>
               <w:right w:val="single" w:sz="4" w:color="D9D9D9"/>
             </w:tcBorders>
             <w:shd w:fill="F1F5F7"/>
             <w:tcMar>
               <w:top w:w="85" w:type="dxa"/>
+              <w:left w:w="85" w:type="dxa"/>
               <w:bottom w:w="85" w:type="dxa"/>
-              <w:left w:w="85" w:type="dxa"/>
               <w:right w:w="85" w:type="dxa"/>
             </w:tcMar>
           </w:tcPr>
@@ -2234,15 +2234,15 @@
             <w:tcW w:type="dxa" w:w="2436"/>
             <w:tcBorders>
               <w:top w:val="single" w:sz="4" w:color="D9D9D9"/>
+              <w:left w:val="single" w:sz="4" w:color="D9D9D9"/>
               <w:bottom w:val="single" w:sz="4" w:color="D9D9D9"/>
-              <w:left w:val="single" w:sz="4" w:color="D9D9D9"/>
               <w:right w:val="single" w:sz="4" w:color="D9D9D9"/>
             </w:tcBorders>
             <w:shd w:fill="F1F5F7"/>
             <w:tcMar>
               <w:top w:w="85" w:type="dxa"/>
+              <w:left w:w="85" w:type="dxa"/>
               <w:bottom w:w="85" w:type="dxa"/>
-              <w:left w:w="85" w:type="dxa"/>
               <w:right w:w="85" w:type="dxa"/>
             </w:tcMar>
           </w:tcPr>
@@ -2419,15 +2419,15 @@
             <w:tcW w:type="dxa" w:w="7512"/>
             <w:tcBorders>
               <w:top w:val="single" w:sz="4" w:color="D9D9D9"/>
+              <w:left w:val="single" w:sz="4" w:color="D9D9D9"/>
               <w:bottom w:val="single" w:sz="4" w:color="D9D9D9"/>
-              <w:left w:val="single" w:sz="4" w:color="D9D9D9"/>
               <w:right w:val="single" w:sz="4" w:color="D9D9D9"/>
             </w:tcBorders>
             <w:shd w:fill="142D40"/>
             <w:tcMar>
               <w:top w:w="85" w:type="dxa"/>
+              <w:left w:w="85" w:type="dxa"/>
               <w:bottom w:w="85" w:type="dxa"/>
-              <w:left w:w="85" w:type="dxa"/>
               <w:right w:w="85" w:type="dxa"/>
             </w:tcMar>
           </w:tcPr>
@@ -2450,15 +2450,15 @@
             <w:tcW w:type="dxa" w:w="2640"/>
             <w:tcBorders>
               <w:top w:val="single" w:sz="4" w:color="D9D9D9"/>
+              <w:left w:val="single" w:sz="4" w:color="D9D9D9"/>
               <w:bottom w:val="single" w:sz="4" w:color="D9D9D9"/>
-              <w:left w:val="single" w:sz="4" w:color="D9D9D9"/>
               <w:right w:val="single" w:sz="4" w:color="D9D9D9"/>
             </w:tcBorders>
             <w:shd w:fill="142D40"/>
             <w:tcMar>
               <w:top w:w="85" w:type="dxa"/>
+              <w:left w:w="85" w:type="dxa"/>
               <w:bottom w:w="85" w:type="dxa"/>
-              <w:left w:w="85" w:type="dxa"/>
               <w:right w:w="85" w:type="dxa"/>
             </w:tcMar>
           </w:tcPr>
@@ -2483,15 +2483,15 @@
             <w:tcW w:type="dxa" w:w="7512"/>
             <w:tcBorders>
               <w:top w:val="single" w:sz="4" w:color="D9D9D9"/>
+              <w:left w:val="single" w:sz="4" w:color="D9D9D9"/>
               <w:bottom w:val="single" w:sz="4" w:color="D9D9D9"/>
-              <w:left w:val="single" w:sz="4" w:color="D9D9D9"/>
               <w:right w:val="single" w:sz="4" w:color="D9D9D9"/>
             </w:tcBorders>
             <w:shd w:fill="FFFFFF"/>
             <w:tcMar>
               <w:top w:w="85" w:type="dxa"/>
+              <w:left w:w="85" w:type="dxa"/>
               <w:bottom w:w="85" w:type="dxa"/>
-              <w:left w:w="85" w:type="dxa"/>
               <w:right w:w="85" w:type="dxa"/>
             </w:tcMar>
           </w:tcPr>
@@ -2514,15 +2514,15 @@
             <w:tcW w:type="dxa" w:w="2640"/>
             <w:tcBorders>
               <w:top w:val="single" w:sz="4" w:color="D9D9D9"/>
+              <w:left w:val="single" w:sz="4" w:color="D9D9D9"/>
               <w:bottom w:val="single" w:sz="4" w:color="D9D9D9"/>
-              <w:left w:val="single" w:sz="4" w:color="D9D9D9"/>
               <w:right w:val="single" w:sz="4" w:color="D9D9D9"/>
             </w:tcBorders>
             <w:shd w:fill="FFFFFF"/>
             <w:tcMar>
               <w:top w:w="85" w:type="dxa"/>
+              <w:left w:w="85" w:type="dxa"/>
               <w:bottom w:w="85" w:type="dxa"/>
-              <w:left w:w="85" w:type="dxa"/>
               <w:right w:w="85" w:type="dxa"/>
             </w:tcMar>
           </w:tcPr>
@@ -2546,15 +2546,15 @@
             <w:tcW w:type="dxa" w:w="7512"/>
             <w:tcBorders>
               <w:top w:val="single" w:sz="4" w:color="D9D9D9"/>
+              <w:left w:val="single" w:sz="4" w:color="D9D9D9"/>
               <w:bottom w:val="single" w:sz="4" w:color="D9D9D9"/>
-              <w:left w:val="single" w:sz="4" w:color="D9D9D9"/>
               <w:right w:val="single" w:sz="4" w:color="D9D9D9"/>
             </w:tcBorders>
             <w:shd w:fill="F1F5F7"/>
             <w:tcMar>
               <w:top w:w="85" w:type="dxa"/>
+              <w:left w:w="85" w:type="dxa"/>
               <w:bottom w:w="85" w:type="dxa"/>
-              <w:left w:w="85" w:type="dxa"/>
               <w:right w:w="85" w:type="dxa"/>
             </w:tcMar>
           </w:tcPr>
@@ -2577,15 +2577,15 @@
             <w:tcW w:type="dxa" w:w="2640"/>
             <w:tcBorders>
               <w:top w:val="single" w:sz="4" w:color="D9D9D9"/>
+              <w:left w:val="single" w:sz="4" w:color="D9D9D9"/>
               <w:bottom w:val="single" w:sz="4" w:color="D9D9D9"/>
-              <w:left w:val="single" w:sz="4" w:color="D9D9D9"/>
               <w:right w:val="single" w:sz="4" w:color="D9D9D9"/>
             </w:tcBorders>
             <w:shd w:fill="F1F5F7"/>
             <w:tcMar>
               <w:top w:w="85" w:type="dxa"/>
+              <w:left w:w="85" w:type="dxa"/>
               <w:bottom w:w="85" w:type="dxa"/>
-              <w:left w:w="85" w:type="dxa"/>
               <w:right w:w="85" w:type="dxa"/>
             </w:tcMar>
           </w:tcPr>
@@ -2609,15 +2609,15 @@
             <w:tcW w:type="dxa" w:w="7512"/>
             <w:tcBorders>
               <w:top w:val="single" w:sz="4" w:color="D9D9D9"/>
+              <w:left w:val="single" w:sz="4" w:color="D9D9D9"/>
               <w:bottom w:val="single" w:sz="4" w:color="D9D9D9"/>
-              <w:left w:val="single" w:sz="4" w:color="D9D9D9"/>
               <w:right w:val="single" w:sz="4" w:color="D9D9D9"/>
             </w:tcBorders>
             <w:shd w:fill="FFFFFF"/>
             <w:tcMar>
               <w:top w:w="85" w:type="dxa"/>
+              <w:left w:w="85" w:type="dxa"/>
               <w:bottom w:w="85" w:type="dxa"/>
-              <w:left w:w="85" w:type="dxa"/>
               <w:right w:w="85" w:type="dxa"/>
             </w:tcMar>
           </w:tcPr>
@@ -2640,15 +2640,15 @@
             <w:tcW w:type="dxa" w:w="2640"/>
             <w:tcBorders>
               <w:top w:val="single" w:sz="4" w:color="D9D9D9"/>
+              <w:left w:val="single" w:sz="4" w:color="D9D9D9"/>
               <w:bottom w:val="single" w:sz="4" w:color="D9D9D9"/>
-              <w:left w:val="single" w:sz="4" w:color="D9D9D9"/>
               <w:right w:val="single" w:sz="4" w:color="D9D9D9"/>
             </w:tcBorders>
             <w:shd w:fill="FFFFFF"/>
             <w:tcMar>
               <w:top w:w="85" w:type="dxa"/>
+              <w:left w:w="85" w:type="dxa"/>
               <w:bottom w:w="85" w:type="dxa"/>
-              <w:left w:w="85" w:type="dxa"/>
               <w:right w:w="85" w:type="dxa"/>
             </w:tcMar>
           </w:tcPr>
@@ -2672,15 +2672,15 @@
             <w:tcW w:type="dxa" w:w="7512"/>
             <w:tcBorders>
               <w:top w:val="single" w:sz="4" w:color="D9D9D9"/>
+              <w:left w:val="single" w:sz="4" w:color="D9D9D9"/>
               <w:bottom w:val="single" w:sz="4" w:color="D9D9D9"/>
-              <w:left w:val="single" w:sz="4" w:color="D9D9D9"/>
               <w:right w:val="single" w:sz="4" w:color="D9D9D9"/>
             </w:tcBorders>
             <w:shd w:fill="F1F5F7"/>
             <w:tcMar>
               <w:top w:w="85" w:type="dxa"/>
+              <w:left w:w="85" w:type="dxa"/>
               <w:bottom w:w="85" w:type="dxa"/>
-              <w:left w:w="85" w:type="dxa"/>
               <w:right w:w="85" w:type="dxa"/>
             </w:tcMar>
           </w:tcPr>
@@ -2703,15 +2703,15 @@
             <w:tcW w:type="dxa" w:w="2640"/>
             <w:tcBorders>
               <w:top w:val="single" w:sz="4" w:color="D9D9D9"/>
+              <w:left w:val="single" w:sz="4" w:color="D9D9D9"/>
               <w:bottom w:val="single" w:sz="4" w:color="D9D9D9"/>
-              <w:left w:val="single" w:sz="4" w:color="D9D9D9"/>
               <w:right w:val="single" w:sz="4" w:color="D9D9D9"/>
             </w:tcBorders>
             <w:shd w:fill="F1F5F7"/>
             <w:tcMar>
               <w:top w:w="85" w:type="dxa"/>
+              <w:left w:w="85" w:type="dxa"/>
               <w:bottom w:w="85" w:type="dxa"/>
-              <w:left w:w="85" w:type="dxa"/>
               <w:right w:w="85" w:type="dxa"/>
             </w:tcMar>
           </w:tcPr>
@@ -2735,15 +2735,15 @@
             <w:tcW w:type="dxa" w:w="7512"/>
             <w:tcBorders>
               <w:top w:val="single" w:sz="4" w:color="D9D9D9"/>
+              <w:left w:val="single" w:sz="4" w:color="D9D9D9"/>
               <w:bottom w:val="single" w:sz="4" w:color="D9D9D9"/>
-              <w:left w:val="single" w:sz="4" w:color="D9D9D9"/>
               <w:right w:val="single" w:sz="4" w:color="D9D9D9"/>
             </w:tcBorders>
             <w:shd w:fill="FFFFFF"/>
             <w:tcMar>
               <w:top w:w="85" w:type="dxa"/>
+              <w:left w:w="85" w:type="dxa"/>
               <w:bottom w:w="85" w:type="dxa"/>
-              <w:left w:w="85" w:type="dxa"/>
               <w:right w:w="85" w:type="dxa"/>
             </w:tcMar>
           </w:tcPr>
@@ -2766,15 +2766,15 @@
             <w:tcW w:type="dxa" w:w="2640"/>
             <w:tcBorders>
               <w:top w:val="single" w:sz="4" w:color="D9D9D9"/>
+              <w:left w:val="single" w:sz="4" w:color="D9D9D9"/>
               <w:bottom w:val="single" w:sz="4" w:color="D9D9D9"/>
-              <w:left w:val="single" w:sz="4" w:color="D9D9D9"/>
               <w:right w:val="single" w:sz="4" w:color="D9D9D9"/>
             </w:tcBorders>
             <w:shd w:fill="FFFFFF"/>
             <w:tcMar>
               <w:top w:w="85" w:type="dxa"/>
+              <w:left w:w="85" w:type="dxa"/>
               <w:bottom w:w="85" w:type="dxa"/>
-              <w:left w:w="85" w:type="dxa"/>
               <w:right w:w="85" w:type="dxa"/>
             </w:tcMar>
           </w:tcPr>
@@ -2798,15 +2798,15 @@
             <w:tcW w:type="dxa" w:w="7512"/>
             <w:tcBorders>
               <w:top w:val="single" w:sz="4" w:color="D9D9D9"/>
+              <w:left w:val="single" w:sz="4" w:color="D9D9D9"/>
               <w:bottom w:val="single" w:sz="4" w:color="D9D9D9"/>
-              <w:left w:val="single" w:sz="4" w:color="D9D9D9"/>
               <w:right w:val="single" w:sz="4" w:color="D9D9D9"/>
             </w:tcBorders>
             <w:shd w:fill="F1F5F7"/>
             <w:tcMar>
               <w:top w:w="85" w:type="dxa"/>
+              <w:left w:w="85" w:type="dxa"/>
               <w:bottom w:w="85" w:type="dxa"/>
-              <w:left w:w="85" w:type="dxa"/>
               <w:right w:w="85" w:type="dxa"/>
             </w:tcMar>
           </w:tcPr>
@@ -2829,15 +2829,15 @@
             <w:tcW w:type="dxa" w:w="2640"/>
             <w:tcBorders>
               <w:top w:val="single" w:sz="4" w:color="D9D9D9"/>
+              <w:left w:val="single" w:sz="4" w:color="D9D9D9"/>
               <w:bottom w:val="single" w:sz="4" w:color="D9D9D9"/>
-              <w:left w:val="single" w:sz="4" w:color="D9D9D9"/>
               <w:right w:val="single" w:sz="4" w:color="D9D9D9"/>
             </w:tcBorders>
             <w:shd w:fill="F1F5F7"/>
             <w:tcMar>
               <w:top w:w="85" w:type="dxa"/>
+              <w:left w:w="85" w:type="dxa"/>
               <w:bottom w:w="85" w:type="dxa"/>
-              <w:left w:w="85" w:type="dxa"/>
               <w:right w:w="85" w:type="dxa"/>
             </w:tcMar>
           </w:tcPr>
@@ -2942,15 +2942,15 @@
             <w:tcW w:type="dxa" w:w="5279"/>
             <w:tcBorders>
               <w:top w:val="single" w:sz="4" w:color="D9D9D9"/>
+              <w:left w:val="single" w:sz="4" w:color="D9D9D9"/>
               <w:bottom w:val="single" w:sz="4" w:color="D9D9D9"/>
-              <w:left w:val="single" w:sz="4" w:color="D9D9D9"/>
               <w:right w:val="single" w:sz="4" w:color="D9D9D9"/>
             </w:tcBorders>
             <w:shd w:fill="142D40"/>
             <w:tcMar>
               <w:top w:w="85" w:type="dxa"/>
+              <w:left w:w="85" w:type="dxa"/>
               <w:bottom w:w="85" w:type="dxa"/>
-              <w:left w:w="85" w:type="dxa"/>
               <w:right w:w="85" w:type="dxa"/>
             </w:tcMar>
           </w:tcPr>
@@ -2973,15 +2973,15 @@
             <w:tcW w:type="dxa" w:w="2436"/>
             <w:tcBorders>
               <w:top w:val="single" w:sz="4" w:color="D9D9D9"/>
+              <w:left w:val="single" w:sz="4" w:color="D9D9D9"/>
               <w:bottom w:val="single" w:sz="4" w:color="D9D9D9"/>
-              <w:left w:val="single" w:sz="4" w:color="D9D9D9"/>
               <w:right w:val="single" w:sz="4" w:color="D9D9D9"/>
             </w:tcBorders>
             <w:shd w:fill="142D40"/>
             <w:tcMar>
               <w:top w:w="85" w:type="dxa"/>
+              <w:left w:w="85" w:type="dxa"/>
               <w:bottom w:w="85" w:type="dxa"/>
-              <w:left w:w="85" w:type="dxa"/>
               <w:right w:w="85" w:type="dxa"/>
             </w:tcMar>
           </w:tcPr>
@@ -3004,15 +3004,15 @@
             <w:tcW w:type="dxa" w:w="2436"/>
             <w:tcBorders>
               <w:top w:val="single" w:sz="4" w:color="D9D9D9"/>
+              <w:left w:val="single" w:sz="4" w:color="D9D9D9"/>
               <w:bottom w:val="single" w:sz="4" w:color="D9D9D9"/>
-              <w:left w:val="single" w:sz="4" w:color="D9D9D9"/>
               <w:right w:val="single" w:sz="4" w:color="D9D9D9"/>
             </w:tcBorders>
             <w:shd w:fill="142D40"/>
             <w:tcMar>
               <w:top w:w="85" w:type="dxa"/>
+              <w:left w:w="85" w:type="dxa"/>
               <w:bottom w:w="85" w:type="dxa"/>
-              <w:left w:w="85" w:type="dxa"/>
               <w:right w:w="85" w:type="dxa"/>
             </w:tcMar>
           </w:tcPr>
@@ -3037,15 +3037,15 @@
             <w:tcW w:type="dxa" w:w="5279"/>
             <w:tcBorders>
               <w:top w:val="single" w:sz="4" w:color="D9D9D9"/>
+              <w:left w:val="single" w:sz="4" w:color="D9D9D9"/>
               <w:bottom w:val="single" w:sz="4" w:color="D9D9D9"/>
-              <w:left w:val="single" w:sz="4" w:color="D9D9D9"/>
               <w:right w:val="single" w:sz="4" w:color="D9D9D9"/>
             </w:tcBorders>
             <w:shd w:fill="FFFFFF"/>
             <w:tcMar>
               <w:top w:w="85" w:type="dxa"/>
+              <w:left w:w="85" w:type="dxa"/>
               <w:bottom w:w="85" w:type="dxa"/>
-              <w:left w:w="85" w:type="dxa"/>
               <w:right w:w="85" w:type="dxa"/>
             </w:tcMar>
           </w:tcPr>
@@ -3068,15 +3068,15 @@
             <w:tcW w:type="dxa" w:w="2436"/>
             <w:tcBorders>
               <w:top w:val="single" w:sz="4" w:color="D9D9D9"/>
+              <w:left w:val="single" w:sz="4" w:color="D9D9D9"/>
               <w:bottom w:val="single" w:sz="4" w:color="D9D9D9"/>
-              <w:left w:val="single" w:sz="4" w:color="D9D9D9"/>
               <w:right w:val="single" w:sz="4" w:color="D9D9D9"/>
             </w:tcBorders>
             <w:shd w:fill="FFFFFF"/>
             <w:tcMar>
               <w:top w:w="85" w:type="dxa"/>
+              <w:left w:w="85" w:type="dxa"/>
               <w:bottom w:w="85" w:type="dxa"/>
-              <w:left w:w="85" w:type="dxa"/>
               <w:right w:w="85" w:type="dxa"/>
             </w:tcMar>
           </w:tcPr>
@@ -3099,15 +3099,15 @@
             <w:tcW w:type="dxa" w:w="2436"/>
             <w:tcBorders>
               <w:top w:val="single" w:sz="4" w:color="D9D9D9"/>
+              <w:left w:val="single" w:sz="4" w:color="D9D9D9"/>
               <w:bottom w:val="single" w:sz="4" w:color="D9D9D9"/>
-              <w:left w:val="single" w:sz="4" w:color="D9D9D9"/>
               <w:right w:val="single" w:sz="4" w:color="D9D9D9"/>
             </w:tcBorders>
             <w:shd w:fill="FFFFFF"/>
             <w:tcMar>
               <w:top w:w="85" w:type="dxa"/>
+              <w:left w:w="85" w:type="dxa"/>
               <w:bottom w:w="85" w:type="dxa"/>
-              <w:left w:w="85" w:type="dxa"/>
               <w:right w:w="85" w:type="dxa"/>
             </w:tcMar>
           </w:tcPr>
@@ -3132,15 +3132,15 @@
             <w:tcW w:type="dxa" w:w="5279"/>
             <w:tcBorders>
               <w:top w:val="single" w:sz="4" w:color="D9D9D9"/>
+              <w:left w:val="single" w:sz="4" w:color="D9D9D9"/>
               <w:bottom w:val="single" w:sz="4" w:color="D9D9D9"/>
-              <w:left w:val="single" w:sz="4" w:color="D9D9D9"/>
               <w:right w:val="single" w:sz="4" w:color="D9D9D9"/>
             </w:tcBorders>
             <w:shd w:fill="F1F5F7"/>
             <w:tcMar>
               <w:top w:w="85" w:type="dxa"/>
+              <w:left w:w="85" w:type="dxa"/>
               <w:bottom w:w="85" w:type="dxa"/>
-              <w:left w:w="85" w:type="dxa"/>
               <w:right w:w="85" w:type="dxa"/>
             </w:tcMar>
           </w:tcPr>
@@ -3163,15 +3163,15 @@
             <w:tcW w:type="dxa" w:w="2436"/>
             <w:tcBorders>
               <w:top w:val="single" w:sz="4" w:color="D9D9D9"/>
+              <w:left w:val="single" w:sz="4" w:color="D9D9D9"/>
               <w:bottom w:val="single" w:sz="4" w:color="D9D9D9"/>
-              <w:left w:val="single" w:sz="4" w:color="D9D9D9"/>
               <w:right w:val="single" w:sz="4" w:color="D9D9D9"/>
             </w:tcBorders>
             <w:shd w:fill="F1F5F7"/>
             <w:tcMar>
               <w:top w:w="85" w:type="dxa"/>
+              <w:left w:w="85" w:type="dxa"/>
               <w:bottom w:w="85" w:type="dxa"/>
-              <w:left w:w="85" w:type="dxa"/>
               <w:right w:w="85" w:type="dxa"/>
             </w:tcMar>
           </w:tcPr>
@@ -3194,15 +3194,15 @@
             <w:tcW w:type="dxa" w:w="2436"/>
             <w:tcBorders>
               <w:top w:val="single" w:sz="4" w:color="D9D9D9"/>
+              <w:left w:val="single" w:sz="4" w:color="D9D9D9"/>
               <w:bottom w:val="single" w:sz="4" w:color="D9D9D9"/>
-              <w:left w:val="single" w:sz="4" w:color="D9D9D9"/>
               <w:right w:val="single" w:sz="4" w:color="D9D9D9"/>
             </w:tcBorders>
             <w:shd w:fill="F1F5F7"/>
             <w:tcMar>
               <w:top w:w="85" w:type="dxa"/>
+              <w:left w:w="85" w:type="dxa"/>
               <w:bottom w:w="85" w:type="dxa"/>
-              <w:left w:w="85" w:type="dxa"/>
               <w:right w:w="85" w:type="dxa"/>
             </w:tcMar>
           </w:tcPr>
@@ -3227,15 +3227,15 @@
             <w:tcW w:type="dxa" w:w="5279"/>
             <w:tcBorders>
               <w:top w:val="single" w:sz="4" w:color="D9D9D9"/>
+              <w:left w:val="single" w:sz="4" w:color="D9D9D9"/>
               <w:bottom w:val="single" w:sz="4" w:color="D9D9D9"/>
-              <w:left w:val="single" w:sz="4" w:color="D9D9D9"/>
               <w:right w:val="single" w:sz="4" w:color="D9D9D9"/>
             </w:tcBorders>
             <w:shd w:fill="FFFFFF"/>
             <w:tcMar>
               <w:top w:w="85" w:type="dxa"/>
+              <w:left w:w="85" w:type="dxa"/>
               <w:bottom w:w="85" w:type="dxa"/>
-              <w:left w:w="85" w:type="dxa"/>
               <w:right w:w="85" w:type="dxa"/>
             </w:tcMar>
           </w:tcPr>
@@ -3258,15 +3258,15 @@
             <w:tcW w:type="dxa" w:w="2436"/>
             <w:tcBorders>
               <w:top w:val="single" w:sz="4" w:color="D9D9D9"/>
+              <w:left w:val="single" w:sz="4" w:color="D9D9D9"/>
               <w:bottom w:val="single" w:sz="4" w:color="D9D9D9"/>
-              <w:left w:val="single" w:sz="4" w:color="D9D9D9"/>
               <w:right w:val="single" w:sz="4" w:color="D9D9D9"/>
             </w:tcBorders>
             <w:shd w:fill="FFFFFF"/>
             <w:tcMar>
               <w:top w:w="85" w:type="dxa"/>
+              <w:left w:w="85" w:type="dxa"/>
               <w:bottom w:w="85" w:type="dxa"/>
-              <w:left w:w="85" w:type="dxa"/>
               <w:right w:w="85" w:type="dxa"/>
             </w:tcMar>
           </w:tcPr>
@@ -3289,15 +3289,15 @@
             <w:tcW w:type="dxa" w:w="2436"/>
             <w:tcBorders>
               <w:top w:val="single" w:sz="4" w:color="D9D9D9"/>
+              <w:left w:val="single" w:sz="4" w:color="D9D9D9"/>
               <w:bottom w:val="single" w:sz="4" w:color="D9D9D9"/>
-              <w:left w:val="single" w:sz="4" w:color="D9D9D9"/>
               <w:right w:val="single" w:sz="4" w:color="D9D9D9"/>
             </w:tcBorders>
             <w:shd w:fill="FFFFFF"/>
             <w:tcMar>
               <w:top w:w="85" w:type="dxa"/>
+              <w:left w:w="85" w:type="dxa"/>
               <w:bottom w:w="85" w:type="dxa"/>
-              <w:left w:w="85" w:type="dxa"/>
               <w:right w:w="85" w:type="dxa"/>
             </w:tcMar>
           </w:tcPr>
@@ -3322,15 +3322,15 @@
             <w:tcW w:type="dxa" w:w="5279"/>
             <w:tcBorders>
               <w:top w:val="single" w:sz="4" w:color="D9D9D9"/>
+              <w:left w:val="single" w:sz="4" w:color="D9D9D9"/>
               <w:bottom w:val="single" w:sz="4" w:color="D9D9D9"/>
-              <w:left w:val="single" w:sz="4" w:color="D9D9D9"/>
               <w:right w:val="single" w:sz="4" w:color="D9D9D9"/>
             </w:tcBorders>
             <w:shd w:fill="F1F5F7"/>
             <w:tcMar>
               <w:top w:w="85" w:type="dxa"/>
+              <w:left w:w="85" w:type="dxa"/>
               <w:bottom w:w="85" w:type="dxa"/>
-              <w:left w:w="85" w:type="dxa"/>
               <w:right w:w="85" w:type="dxa"/>
             </w:tcMar>
           </w:tcPr>
@@ -3353,15 +3353,15 @@
             <w:tcW w:type="dxa" w:w="2436"/>
             <w:tcBorders>
               <w:top w:val="single" w:sz="4" w:color="D9D9D9"/>
+              <w:left w:val="single" w:sz="4" w:color="D9D9D9"/>
               <w:bottom w:val="single" w:sz="4" w:color="D9D9D9"/>
-              <w:left w:val="single" w:sz="4" w:color="D9D9D9"/>
               <w:right w:val="single" w:sz="4" w:color="D9D9D9"/>
             </w:tcBorders>
             <w:shd w:fill="F1F5F7"/>
             <w:tcMar>
               <w:top w:w="85" w:type="dxa"/>
+              <w:left w:w="85" w:type="dxa"/>
               <w:bottom w:w="85" w:type="dxa"/>
-              <w:left w:w="85" w:type="dxa"/>
               <w:right w:w="85" w:type="dxa"/>
             </w:tcMar>
           </w:tcPr>
@@ -3384,15 +3384,15 @@
             <w:tcW w:type="dxa" w:w="2436"/>
             <w:tcBorders>
               <w:top w:val="single" w:sz="4" w:color="D9D9D9"/>
+              <w:left w:val="single" w:sz="4" w:color="D9D9D9"/>
               <w:bottom w:val="single" w:sz="4" w:color="D9D9D9"/>
-              <w:left w:val="single" w:sz="4" w:color="D9D9D9"/>
               <w:right w:val="single" w:sz="4" w:color="D9D9D9"/>
             </w:tcBorders>
             <w:shd w:fill="F1F5F7"/>
             <w:tcMar>
               <w:top w:w="85" w:type="dxa"/>
+              <w:left w:w="85" w:type="dxa"/>
               <w:bottom w:w="85" w:type="dxa"/>
-              <w:left w:w="85" w:type="dxa"/>
               <w:right w:w="85" w:type="dxa"/>
             </w:tcMar>
           </w:tcPr>
@@ -3417,15 +3417,15 @@
             <w:tcW w:type="dxa" w:w="5279"/>
             <w:tcBorders>
               <w:top w:val="single" w:sz="4" w:color="D9D9D9"/>
+              <w:left w:val="single" w:sz="4" w:color="D9D9D9"/>
               <w:bottom w:val="single" w:sz="4" w:color="D9D9D9"/>
-              <w:left w:val="single" w:sz="4" w:color="D9D9D9"/>
               <w:right w:val="single" w:sz="4" w:color="D9D9D9"/>
             </w:tcBorders>
             <w:shd w:fill="FFFFFF"/>
             <w:tcMar>
               <w:top w:w="85" w:type="dxa"/>
+              <w:left w:w="85" w:type="dxa"/>
               <w:bottom w:w="85" w:type="dxa"/>
-              <w:left w:w="85" w:type="dxa"/>
               <w:right w:w="85" w:type="dxa"/>
             </w:tcMar>
           </w:tcPr>
@@ -3448,15 +3448,15 @@
             <w:tcW w:type="dxa" w:w="2436"/>
             <w:tcBorders>
               <w:top w:val="single" w:sz="4" w:color="D9D9D9"/>
+              <w:left w:val="single" w:sz="4" w:color="D9D9D9"/>
               <w:bottom w:val="single" w:sz="4" w:color="D9D9D9"/>
-              <w:left w:val="single" w:sz="4" w:color="D9D9D9"/>
               <w:right w:val="single" w:sz="4" w:color="D9D9D9"/>
             </w:tcBorders>
             <w:shd w:fill="FFFFFF"/>
             <w:tcMar>
               <w:top w:w="85" w:type="dxa"/>
+              <w:left w:w="85" w:type="dxa"/>
               <w:bottom w:w="85" w:type="dxa"/>
-              <w:left w:w="85" w:type="dxa"/>
               <w:right w:w="85" w:type="dxa"/>
             </w:tcMar>
           </w:tcPr>
@@ -3479,15 +3479,15 @@
             <w:tcW w:type="dxa" w:w="2436"/>
             <w:tcBorders>
               <w:top w:val="single" w:sz="4" w:color="D9D9D9"/>
+              <w:left w:val="single" w:sz="4" w:color="D9D9D9"/>
               <w:bottom w:val="single" w:sz="4" w:color="D9D9D9"/>
-              <w:left w:val="single" w:sz="4" w:color="D9D9D9"/>
               <w:right w:val="single" w:sz="4" w:color="D9D9D9"/>
             </w:tcBorders>
             <w:shd w:fill="FFFFFF"/>
             <w:tcMar>
               <w:top w:w="85" w:type="dxa"/>
+              <w:left w:w="85" w:type="dxa"/>
               <w:bottom w:w="85" w:type="dxa"/>
-              <w:left w:w="85" w:type="dxa"/>
               <w:right w:w="85" w:type="dxa"/>
             </w:tcMar>
           </w:tcPr>
@@ -3512,15 +3512,15 @@
             <w:tcW w:type="dxa" w:w="5279"/>
             <w:tcBorders>
               <w:top w:val="single" w:sz="4" w:color="D9D9D9"/>
+              <w:left w:val="single" w:sz="4" w:color="D9D9D9"/>
               <w:bottom w:val="single" w:sz="4" w:color="D9D9D9"/>
-              <w:left w:val="single" w:sz="4" w:color="D9D9D9"/>
               <w:right w:val="single" w:sz="4" w:color="D9D9D9"/>
             </w:tcBorders>
             <w:shd w:fill="F1F5F7"/>
             <w:tcMar>
               <w:top w:w="85" w:type="dxa"/>
+              <w:left w:w="85" w:type="dxa"/>
               <w:bottom w:w="85" w:type="dxa"/>
-              <w:left w:w="85" w:type="dxa"/>
               <w:right w:w="85" w:type="dxa"/>
             </w:tcMar>
           </w:tcPr>
@@ -3543,15 +3543,15 @@
             <w:tcW w:type="dxa" w:w="2436"/>
             <w:tcBorders>
               <w:top w:val="single" w:sz="4" w:color="D9D9D9"/>
+              <w:left w:val="single" w:sz="4" w:color="D9D9D9"/>
               <w:bottom w:val="single" w:sz="4" w:color="D9D9D9"/>
-              <w:left w:val="single" w:sz="4" w:color="D9D9D9"/>
               <w:right w:val="single" w:sz="4" w:color="D9D9D9"/>
             </w:tcBorders>
             <w:shd w:fill="F1F5F7"/>
             <w:tcMar>
               <w:top w:w="85" w:type="dxa"/>
+              <w:left w:w="85" w:type="dxa"/>
               <w:bottom w:w="85" w:type="dxa"/>
-              <w:left w:w="85" w:type="dxa"/>
               <w:right w:w="85" w:type="dxa"/>
             </w:tcMar>
           </w:tcPr>
@@ -3574,15 +3574,15 @@
             <w:tcW w:type="dxa" w:w="2436"/>
             <w:tcBorders>
               <w:top w:val="single" w:sz="4" w:color="D9D9D9"/>
+              <w:left w:val="single" w:sz="4" w:color="D9D9D9"/>
               <w:bottom w:val="single" w:sz="4" w:color="D9D9D9"/>
-              <w:left w:val="single" w:sz="4" w:color="D9D9D9"/>
               <w:right w:val="single" w:sz="4" w:color="D9D9D9"/>
             </w:tcBorders>
             <w:shd w:fill="F1F5F7"/>
             <w:tcMar>
               <w:top w:w="85" w:type="dxa"/>
+              <w:left w:w="85" w:type="dxa"/>
               <w:bottom w:w="85" w:type="dxa"/>
-              <w:left w:w="85" w:type="dxa"/>
               <w:right w:w="85" w:type="dxa"/>
             </w:tcMar>
           </w:tcPr>
